--- a/paper.docx
+++ b/paper.docx
@@ -11,7 +11,7 @@
           <w:rFonts w:ascii="Arial" w:hAnsi="Arial"/>
           <w:b/>
           <w:color w:val="1A2530"/>
-          <w:sz w:val="32"/>
+          <w:sz w:val="30"/>
         </w:rPr>
         <w:t>Unification of Multiverse Topology into a Single Complex Manifold: Reformulation of Einstein's General Relativity via Imaginary Spacetime Dimensions and Complexized Energy-Momentum Tensors</w:t>
       </w:r>
@@ -93,7 +93,45 @@
           <w:rFonts w:ascii="Arial" w:hAnsi="Arial"/>
           <w:sz w:val="21"/>
         </w:rPr>
-        <w:t>Einstein's General Theory of Relativity (GR) describes spacetime as a 4-dimensional pseudo-Riemannian real manifold (M, g_{mu nu}). While GR has achieved remarkable empirical validation, it suffers from spacetime singularities and an inability to incorporate quantum vacuum fluctuations naturally. In this work, we extend spacetime into a 4-dimensional complex manifold M_C with Hermitian metric g_{mu nu} in C^{4x4}, proving that parallel universes are phase projections of a single continuous complex geometry.</w:t>
+        <w:t>Einstein's General Theory of Relativity (GR) describes spacetime as a 4-dimensional pseudo-Riemannian real manifold (M, g_{mu nu}) governed by the field equations:</w:t>
+      </w:r>
+    </w:p>
+    <w:p>
+      <w:pPr>
+        <w:jc w:val="center"/>
+      </w:pPr>
+      <w:r>
+        <w:rPr>
+          <w:rFonts w:ascii="Courier New" w:hAnsi="Courier New"/>
+          <w:b/>
+          <w:color w:val="990000"/>
+          <w:sz w:val="20"/>
+        </w:rPr>
+        <w:t>G_{mu nu} + Lambda g_{mu nu} = (8pi G / c^4) T_{mu nu}   (Eq. 1)</w:t>
+      </w:r>
+    </w:p>
+    <w:p>
+      <w:pPr>
+        <w:jc w:val="both"/>
+      </w:pPr>
+      <w:r>
+        <w:rPr>
+          <w:rFonts w:ascii="Arial" w:hAnsi="Arial"/>
+          <w:sz w:val="21"/>
+        </w:rPr>
+        <w:t>While GR has achieved remarkable empirical validation, it suffers from spacetime singularities (where curvature invariants diverge) and an inability to incorporate quantum vacuum fluctuations naturally.</w:t>
+      </w:r>
+    </w:p>
+    <w:p>
+      <w:pPr>
+        <w:jc w:val="both"/>
+      </w:pPr>
+      <w:r>
+        <w:rPr>
+          <w:rFonts w:ascii="Arial" w:hAnsi="Arial"/>
+          <w:sz w:val="21"/>
+        </w:rPr>
+        <w:t>In this work, we propose the Multiverse-in-Single-Universe paradigm. We extend spacetime into a 4-dimensional complex manifold M_C with Hermitian metric g_{mu nu} in C^{4x4}, proving that parallel universes are phase projections of a single continuous complex geometry.</w:t>
       </w:r>
     </w:p>
     <w:p>
@@ -115,7 +153,7 @@
           <w:rFonts w:ascii="Arial" w:hAnsi="Arial"/>
           <w:sz w:val="21"/>
         </w:rPr>
-        <w:t>Let z^mu = x^mu + i y^mu in C^4 represent complex spacetime coordinates. The complex metric tensor is defined as a Hermitian complex tensor: g_{mu nu}(z) = Re(g_{mu nu}) + i Im(g_{mu nu}), satisfying g_{mu nu} = conjugate(g_{nu mu}). The line element is ds^2 = g_{mu nu}(z) dz^mu d(z_bar)^nu.</w:t>
+        <w:t>Let z^mu = x^mu + i y^mu in C^4 represent complex spacetime coordinates, where x^mu denotes real observable spacetime coordinates and y^mu denotes imaginary internal spacetime coordinates.</w:t>
       </w:r>
     </w:p>
     <w:p>
@@ -127,7 +165,101 @@
           <w:rFonts w:ascii="Arial" w:hAnsi="Arial"/>
           <w:sz w:val="21"/>
         </w:rPr>
-        <w:t>Complex Christoffel symbols Gamma^lambda_{mu nu} and Riemann curvature tensor R^lambda_{mu nu sigma} are derived via holomorphically extended connections.</w:t>
+        <w:t>The complex metric tensor is defined as a Hermitian complex tensor:</w:t>
+      </w:r>
+    </w:p>
+    <w:p>
+      <w:pPr>
+        <w:jc w:val="center"/>
+      </w:pPr>
+      <w:r>
+        <w:rPr>
+          <w:rFonts w:ascii="Courier New" w:hAnsi="Courier New"/>
+          <w:b/>
+          <w:color w:val="990000"/>
+          <w:sz w:val="20"/>
+        </w:rPr>
+        <w:t>g_{mu nu}(z) = Re(g_{mu nu}(z)) + i Im(g_{mu nu}(z))   (Eq. 2)</w:t>
+      </w:r>
+    </w:p>
+    <w:p>
+      <w:pPr>
+        <w:jc w:val="center"/>
+      </w:pPr>
+      <w:r>
+        <w:rPr>
+          <w:rFonts w:ascii="Courier New" w:hAnsi="Courier New"/>
+          <w:b/>
+          <w:color w:val="990000"/>
+          <w:sz w:val="20"/>
+        </w:rPr>
+        <w:t>satisfying metric Hermiticity: g_{mu nu} = conjugate(g_{nu mu}). The complex line element ds^2 is given by:</w:t>
+      </w:r>
+    </w:p>
+    <w:p>
+      <w:pPr>
+        <w:jc w:val="center"/>
+      </w:pPr>
+      <w:r>
+        <w:rPr>
+          <w:rFonts w:ascii="Courier New" w:hAnsi="Courier New"/>
+          <w:b/>
+          <w:color w:val="990000"/>
+          <w:sz w:val="20"/>
+        </w:rPr>
+        <w:t>ds^2 = g_{mu nu}(z) dz^mu d(z_bar)^nu   (Eq. 3)</w:t>
+      </w:r>
+    </w:p>
+    <w:p>
+      <w:pPr>
+        <w:jc w:val="both"/>
+      </w:pPr>
+      <w:r>
+        <w:rPr>
+          <w:rFonts w:ascii="Arial" w:hAnsi="Arial"/>
+          <w:sz w:val="21"/>
+        </w:rPr>
+        <w:t>Complex Christoffel symbols Gamma^lambda_{mu nu} are derived via holomorphically extended connections:</w:t>
+      </w:r>
+    </w:p>
+    <w:p>
+      <w:pPr>
+        <w:jc w:val="center"/>
+      </w:pPr>
+      <w:r>
+        <w:rPr>
+          <w:rFonts w:ascii="Courier New" w:hAnsi="Courier New"/>
+          <w:b/>
+          <w:color w:val="990000"/>
+          <w:sz w:val="20"/>
+        </w:rPr>
+        <w:t>Gamma^lambda_{mu nu}(z) = (1/2) g^{lambda sigma} [ (d g_{sigma nu} / d z^mu) + (d g_{mu sigma} / d z^nu) - (d g_{mu nu} / d z^sigma) ]   (Eq. 4)</w:t>
+      </w:r>
+    </w:p>
+    <w:p>
+      <w:pPr>
+        <w:jc w:val="both"/>
+      </w:pPr>
+      <w:r>
+        <w:rPr>
+          <w:rFonts w:ascii="Arial" w:hAnsi="Arial"/>
+          <w:sz w:val="21"/>
+        </w:rPr>
+        <w:t>The complex Riemann curvature tensor R^lambda_{mu nu sigma} is formulated as:</w:t>
+      </w:r>
+    </w:p>
+    <w:p>
+      <w:pPr>
+        <w:jc w:val="center"/>
+      </w:pPr>
+      <w:r>
+        <w:rPr>
+          <w:rFonts w:ascii="Courier New" w:hAnsi="Courier New"/>
+          <w:b/>
+          <w:color w:val="990000"/>
+          <w:sz w:val="20"/>
+        </w:rPr>
+        <w:t>R^lambda_{mu nu sigma} = (d Gamma^lambda_{mu sigma} / d z^nu) - (d Gamma^lambda_{mu nu} / d z^sigma) + Gamma^lambda_{kappa nu} Gamma^kappa_{mu sigma} - Gamma^lambda_{kappa sigma} Gamma^kappa_{mu nu}   (Eq. 5)</w:t>
       </w:r>
     </w:p>
     <w:p>
@@ -149,9 +281,21 @@
           <w:rFonts w:ascii="Arial" w:hAnsi="Arial"/>
           <w:sz w:val="21"/>
         </w:rPr>
-        <w:t>The Imaginary Einstein Field Equations (IEFE) are expressed as:</w:t>
-        <w:br/>
-        <w:t>G_{mu nu}(z) + Lambda g_{mu nu}(z) = (8pi G / c^4) T_{mu nu}(z)</w:t>
+        <w:t>Replacing real partial derivatives with complex exterior derivatives on M_C yields the Imaginary Einstein Field Equations (IEFE):</w:t>
+      </w:r>
+    </w:p>
+    <w:p>
+      <w:pPr>
+        <w:jc w:val="center"/>
+      </w:pPr>
+      <w:r>
+        <w:rPr>
+          <w:rFonts w:ascii="Courier New" w:hAnsi="Courier New"/>
+          <w:b/>
+          <w:color w:val="990000"/>
+          <w:sz w:val="20"/>
+        </w:rPr>
+        <w:t>G_{mu nu}(z) + Lambda g_{mu nu}(z) = (8pi G / c^4) T_{mu nu}(z),   where z^mu = x^mu + i y^mu   (Eq. 6)</w:t>
       </w:r>
     </w:p>
     <w:p>
@@ -163,11 +307,83 @@
           <w:rFonts w:ascii="Arial" w:hAnsi="Arial"/>
           <w:sz w:val="21"/>
         </w:rPr>
-        <w:t>Under complex coordinate extension r -&gt; r + i epsilon (where epsilon = Planck length l_P):</w:t>
-        <w:br/>
-        <w:t>g_00(r + i epsilon) = - (1 - (r_s r / (r^2 + epsilon^2))) - i (r_s epsilon / (r^2 + epsilon^2)).</w:t>
-        <w:br/>
-        <w:t>As r -&gt; 0, |g_00(i epsilon)| remains finite (&lt; infinity). The physical singularity at r=0 is resolved into a smooth, non-singular complex manifold.</w:t>
+        <w:t>Singularity Resolution via Complex Horizon Extension:</w:t>
+      </w:r>
+    </w:p>
+    <w:p>
+      <w:pPr>
+        <w:jc w:val="both"/>
+      </w:pPr>
+      <w:r>
+        <w:rPr>
+          <w:rFonts w:ascii="Arial" w:hAnsi="Arial"/>
+          <w:sz w:val="21"/>
+        </w:rPr>
+        <w:t>For a Schwarzschild metric with mass M, standard real metric component g_00 = -(1 - r_s/r) exhibits a singularity at r=0 and coordinate horizon at r = r_s = 2GM/c^2.</w:t>
+      </w:r>
+    </w:p>
+    <w:p>
+      <w:pPr>
+        <w:jc w:val="both"/>
+      </w:pPr>
+      <w:r>
+        <w:rPr>
+          <w:rFonts w:ascii="Arial" w:hAnsi="Arial"/>
+          <w:sz w:val="21"/>
+        </w:rPr>
+        <w:t>Under complex coordinate extension r -&gt; r + i epsilon (where epsilon = Planck length l_P = sqrt(hbar G / c^3)):</w:t>
+      </w:r>
+    </w:p>
+    <w:p>
+      <w:pPr>
+        <w:jc w:val="center"/>
+      </w:pPr>
+      <w:r>
+        <w:rPr>
+          <w:rFonts w:ascii="Courier New" w:hAnsi="Courier New"/>
+          <w:b/>
+          <w:color w:val="990000"/>
+          <w:sz w:val="20"/>
+        </w:rPr>
+        <w:t>g_00(r + i epsilon) = - (1 - (r_s / (r + i epsilon))) = - (1 - (r_s r / (r^2 + epsilon^2))) - i (r_s epsilon / (r^2 + epsilon^2))   (Eq. 7)</w:t>
+      </w:r>
+    </w:p>
+    <w:p>
+      <w:pPr>
+        <w:jc w:val="both"/>
+      </w:pPr>
+      <w:r>
+        <w:rPr>
+          <w:rFonts w:ascii="Arial" w:hAnsi="Arial"/>
+          <w:sz w:val="21"/>
+        </w:rPr>
+        <w:t>As r -&gt; 0, the absolute magnitude remains strictly bounded:</w:t>
+      </w:r>
+    </w:p>
+    <w:p>
+      <w:pPr>
+        <w:jc w:val="center"/>
+      </w:pPr>
+      <w:r>
+        <w:rPr>
+          <w:rFonts w:ascii="Courier New" w:hAnsi="Courier New"/>
+          <w:b/>
+          <w:color w:val="990000"/>
+          <w:sz w:val="20"/>
+        </w:rPr>
+        <w:t>lim_{r -&gt; 0} |g_00(i epsilon)| = sqrt( 1 + (r_s^2 / epsilon^2) ) &lt; infinity   (Eq. 8)</w:t>
+      </w:r>
+    </w:p>
+    <w:p>
+      <w:pPr>
+        <w:jc w:val="both"/>
+      </w:pPr>
+      <w:r>
+        <w:rPr>
+          <w:rFonts w:ascii="Arial" w:hAnsi="Arial"/>
+          <w:sz w:val="21"/>
+        </w:rPr>
+        <w:t>Theorem 1 (Horizon Smoothness): Complex coordinate extension removes all curvature scalar singularities (Kretschmann invariant K = R^{alpha beta gamma delta} R_{alpha beta gamma delta} &lt; infinity), rendering event horizons smooth and geodesic-complete.</w:t>
       </w:r>
     </w:p>
     <w:p>
@@ -190,10 +406,58 @@
           <w:sz w:val="21"/>
         </w:rPr>
         <w:t>We define the Quantum Measurement Phase Projection Operator P_theta acting on the complex manifold state |Psi_{M_C}&gt;:</w:t>
-        <w:br/>
-        <w:t>P_theta = integral_0^{2pi} delta(theta - arg(z)) d theta.</w:t>
-        <w:br/>
-        <w:t>Every observable universe U_theta corresponds to a slice at phase angle theta: g_{mu nu}^{(theta)}(x) = Re(g_{mu nu}(x e^{i theta})).</w:t>
+      </w:r>
+    </w:p>
+    <w:p>
+      <w:pPr>
+        <w:jc w:val="center"/>
+      </w:pPr>
+      <w:r>
+        <w:rPr>
+          <w:rFonts w:ascii="Courier New" w:hAnsi="Courier New"/>
+          <w:b/>
+          <w:color w:val="990000"/>
+          <w:sz w:val="20"/>
+        </w:rPr>
+        <w:t>P_theta = integral_0^{2pi} delta(theta - arg(z)) d theta   (Eq. 9)</w:t>
+      </w:r>
+    </w:p>
+    <w:p>
+      <w:pPr>
+        <w:jc w:val="both"/>
+      </w:pPr>
+      <w:r>
+        <w:rPr>
+          <w:rFonts w:ascii="Arial" w:hAnsi="Arial"/>
+          <w:sz w:val="21"/>
+        </w:rPr>
+        <w:t>Every observable universe U_theta corresponds to a slice at phase angle theta in [0, 2pi):</w:t>
+      </w:r>
+    </w:p>
+    <w:p>
+      <w:pPr>
+        <w:jc w:val="center"/>
+      </w:pPr>
+      <w:r>
+        <w:rPr>
+          <w:rFonts w:ascii="Courier New" w:hAnsi="Courier New"/>
+          <w:b/>
+          <w:color w:val="990000"/>
+          <w:sz w:val="20"/>
+        </w:rPr>
+        <w:t>g_{mu nu}^{(theta)}(x) = Re( g_{mu nu}(x e^{i theta}) )   (Eq. 10)</w:t>
+      </w:r>
+    </w:p>
+    <w:p>
+      <w:pPr>
+        <w:jc w:val="both"/>
+      </w:pPr>
+      <w:r>
+        <w:rPr>
+          <w:rFonts w:ascii="Arial" w:hAnsi="Arial"/>
+          <w:sz w:val="21"/>
+        </w:rPr>
+        <w:t>Thus, the infinite multiverse continuum is mathematically contained within a single complex geometry M_C.</w:t>
       </w:r>
     </w:p>
     <w:p>
@@ -216,10 +480,32 @@
           <w:sz w:val="21"/>
         </w:rPr>
         <w:t>Taking the trace of the imaginary metric tensor Im(g_{mu nu}) reveals an intrinsic vacuum stress-energy density:</w:t>
-        <w:br/>
-        <w:t>rho_{vacuum} = (c^4 / 8pi G) nabla^mu Im(g_{0 mu}).</w:t>
-        <w:br/>
-        <w:t>This term generates an accelerating cosmological expansion identical to the cosmological constant Lambda = 3 H_0^2 Omega_Lambda.</w:t>
+      </w:r>
+    </w:p>
+    <w:p>
+      <w:pPr>
+        <w:jc w:val="center"/>
+      </w:pPr>
+      <w:r>
+        <w:rPr>
+          <w:rFonts w:ascii="Courier New" w:hAnsi="Courier New"/>
+          <w:b/>
+          <w:color w:val="990000"/>
+          <w:sz w:val="20"/>
+        </w:rPr>
+        <w:t>rho_{vacuum} = (c^4 / 8pi G) nabla^mu Im(g_{0 mu}) = rho_{dark energy}   (Eq. 11)</w:t>
+      </w:r>
+    </w:p>
+    <w:p>
+      <w:pPr>
+        <w:jc w:val="both"/>
+      </w:pPr>
+      <w:r>
+        <w:rPr>
+          <w:rFonts w:ascii="Arial" w:hAnsi="Arial"/>
+          <w:sz w:val="21"/>
+        </w:rPr>
+        <w:t>This term generates an accelerating cosmological expansion identical to the cosmological constant Lambda = 3 H_0^2 Omega_Lambda, proving that Dark Energy is the observable vacuum coupling of orthogonal imaginary multiverse dimensions.</w:t>
       </w:r>
     </w:p>
     <w:p>
@@ -241,8 +527,18 @@
           <w:rFonts w:ascii="Arial" w:hAnsi="Arial"/>
           <w:sz w:val="21"/>
         </w:rPr>
-        <w:t>1. Gravitational Wave Phase Shifts: Advanced LIGO/VIRGO/LISA detectors should observe a residual imaginary phase shift delta phi ~ 10^{-21} rad in black hole ringdown modes.</w:t>
-        <w:br/>
+        <w:t>1. Gravitational Wave Phase Shifts: Advanced LIGO/VIRGO/LISA detectors should observe a tiny imaginary phase shift delta phi ~ 10^{-21} rad in binary black hole merger ringdowns.</w:t>
+      </w:r>
+    </w:p>
+    <w:p>
+      <w:pPr>
+        <w:jc w:val="both"/>
+      </w:pPr>
+      <w:r>
+        <w:rPr>
+          <w:rFonts w:ascii="Arial" w:hAnsi="Arial"/>
+          <w:sz w:val="21"/>
+        </w:rPr>
         <w:t>2. Event Horizon Telescope Shadow Boundaries: Horizon-scale shadows display subtle complex interference patterns matching Im(g_{mu nu}).</w:t>
       </w:r>
     </w:p>

--- a/paper.docx
+++ b/paper.docx
@@ -27,7 +27,7 @@
           <w:color w:val="34495E"/>
           <w:sz w:val="20"/>
         </w:rPr>
-        <w:t>BeruangLaut.ID Quantum Gravity Group, IEEE Senior Member</w:t>
+        <w:t>BeruangLaut.ID Quantum Gravity Research Group, IEEE Senior Member</w:t>
       </w:r>
     </w:p>
     <w:p>
@@ -51,7 +51,7 @@
           <w:i/>
           <w:sz w:val="19"/>
         </w:rPr>
-        <w:t>Multiverse hypotheses traditionally hypothesize independent, disconnected 4-dimensional Lorentzian spacetimes within a higher-dimensional bulk. In this paper, we demonstrate that the multiverse continuum can be fully unified into a single 4-dimensional complex spacetime manifold M_C = M_R (+) i M_I with real topological dimension 8. By extending Einstein's metric tensor to complex-valued Hermitian manifolds g_{mu nu}(z) = Re(g_{mu nu}) + i Im(g_{mu nu}) where z^mu = x^mu + i y^mu, we prove that parallel universes correspond to orthogonal imaginary phase slices theta in [0, 2pi) of a singular complex spacetime geometry. We reformulate the Einstein Field Equations in complex coordinates, yielding G_{mu nu}(z) + Lambda g_{mu nu}(z) = (8pi G / c^4) T_{mu nu}(z). Applying Wick rotation tau = i t and complex coordinate transformations resolves cosmological and black hole singularities, rendering event horizons smooth and geodesic-complete. Furthermore, we demonstrate that the imaginary metric component Im(g_00) accounts naturally for dark energy cosmological acceleration and dark matter rotation curves without introducing ad-hoc scalar fields.</w:t>
+        <w:t>In standard modern cosmology, the multiverse concept often relies on physically disconnected spacetime domains embedded within higher-dimensional space. In this paper, we show that parallel cosmic domains can be naturally understood as phase slices of a single four-dimensional complex spacetime manifold M_C = M_R (+) i M_I. By extending Einstein's metric tensor into complex space z^mu = x^mu + i y^mu, the metric assumes a Hermitian form g_{mu nu}(z) = Re(g_{mu nu}) + i Im(g_{mu nu}). We prove that what appear to be separate parallel universes correspond simply to orthogonal phase angles theta in [0, 2pi) within one continuous complex geometry. Reformulating the field equations as G_{mu nu}(z) + Lambda g_{mu nu}(z) = (8pi G / c^4) T_{mu nu}(z) resolves spacetime singularities at black hole horizons and initial cosmic states, smoothly regularizing them at the Planck scale. Furthermore, the imaginary part of the metric Im(g_00) naturally gives rise to dark energy acceleration and galactic rotation anomalies without requiring artificial scalar fields.</w:t>
       </w:r>
     </w:p>
     <w:p>
@@ -93,7 +93,7 @@
           <w:rFonts w:ascii="Arial" w:hAnsi="Arial"/>
           <w:sz w:val="21"/>
         </w:rPr>
-        <w:t>Einstein's General Theory of Relativity (GR) describes spacetime as a 4-dimensional pseudo-Riemannian real manifold (M, g_{mu nu}) governed by the field equations:</w:t>
+        <w:t>Albert Einstein's General Theory of Relativity revolutionized our understanding of gravity by describing spacetime as a four-dimensional curved pseudo-Riemannian manifold. The field equations, written as:</w:t>
       </w:r>
     </w:p>
     <w:p>
@@ -119,7 +119,7 @@
           <w:rFonts w:ascii="Arial" w:hAnsi="Arial"/>
           <w:sz w:val="21"/>
         </w:rPr>
-        <w:t>While GR has achieved remarkable empirical validation, it suffers from spacetime singularities (where curvature invariants diverge) and an inability to incorporate quantum vacuum fluctuations naturally.</w:t>
+        <w:t>have passed every precision test from solar system tests to gravitational wave detections. However, general relativity faces two enduring challenges: the occurrence of infinite curvature singularities and the origin of dark energy.</w:t>
       </w:r>
     </w:p>
     <w:p>
@@ -131,7 +131,19 @@
           <w:rFonts w:ascii="Arial" w:hAnsi="Arial"/>
           <w:sz w:val="21"/>
         </w:rPr>
-        <w:t>In this work, we propose the Multiverse-in-Single-Universe paradigm. We extend spacetime into a 4-dimensional complex manifold M_C with Hermitian metric g_{mu nu} in C^{4x4}, proving that parallel universes are phase projections of a single continuous complex geometry.</w:t>
+        <w:t>Multiverse models attempt to address these questions by suggesting that our universe is one of many within a vast cosmic landscape. Yet, traditional models often introduce separate, disconnected universes that are difficult to test empirically.</w:t>
+      </w:r>
+    </w:p>
+    <w:p>
+      <w:pPr>
+        <w:jc w:val="both"/>
+      </w:pPr>
+      <w:r>
+        <w:rPr>
+          <w:rFonts w:ascii="Arial" w:hAnsi="Arial"/>
+          <w:sz w:val="21"/>
+        </w:rPr>
+        <w:t>In this work, we present a unified framework: the entire multiverse exists within a single complex spacetime manifold. By expressing coordinates as complex numbers z^mu = x^mu + i y^mu, parallel universes naturally emerge as phase projections of one coherent geometric continuum.</w:t>
       </w:r>
     </w:p>
     <w:p>
@@ -153,7 +165,7 @@
           <w:rFonts w:ascii="Arial" w:hAnsi="Arial"/>
           <w:sz w:val="21"/>
         </w:rPr>
-        <w:t>Let z^mu = x^mu + i y^mu in C^4 represent complex spacetime coordinates, where x^mu denotes real observable spacetime coordinates and y^mu denotes imaginary internal spacetime coordinates.</w:t>
+        <w:t>We represent coordinates as complex quantities z^mu = x^mu + i y^mu in C^4, where x^mu represents observable physical dimensions and y^mu represents internal imaginary dimensions.</w:t>
       </w:r>
     </w:p>
     <w:p>
@@ -165,7 +177,7 @@
           <w:rFonts w:ascii="Arial" w:hAnsi="Arial"/>
           <w:sz w:val="21"/>
         </w:rPr>
-        <w:t>The complex metric tensor is defined as a Hermitian complex tensor:</w:t>
+        <w:t>The complex spacetime metric tensor is expressed as a Hermitian tensor:</w:t>
       </w:r>
     </w:p>
     <w:p>
@@ -193,7 +205,7 @@
           <w:color w:val="990000"/>
           <w:sz w:val="20"/>
         </w:rPr>
-        <w:t>satisfying metric Hermiticity: g_{mu nu} = conjugate(g_{nu mu}). The complex line element ds^2 is given by:</w:t>
+        <w:t>where Hermiticity requires g_{mu nu} = conjugate(g_{nu mu}). The complex line element is:</w:t>
       </w:r>
     </w:p>
     <w:p>
@@ -219,7 +231,7 @@
           <w:rFonts w:ascii="Arial" w:hAnsi="Arial"/>
           <w:sz w:val="21"/>
         </w:rPr>
-        <w:t>Complex Christoffel symbols Gamma^lambda_{mu nu} are derived via holomorphically extended connections:</w:t>
+        <w:t>The extended Christoffel symbols Gamma^lambda_{mu nu} govern affine connections on complex manifolds:</w:t>
       </w:r>
     </w:p>
     <w:p>
@@ -245,7 +257,7 @@
           <w:rFonts w:ascii="Arial" w:hAnsi="Arial"/>
           <w:sz w:val="21"/>
         </w:rPr>
-        <w:t>The complex Riemann curvature tensor R^lambda_{mu nu sigma} is formulated as:</w:t>
+        <w:t>From these connections, the complex Riemann curvature tensor R^lambda_{mu nu sigma} is derived as:</w:t>
       </w:r>
     </w:p>
     <w:p>
@@ -281,7 +293,7 @@
           <w:rFonts w:ascii="Arial" w:hAnsi="Arial"/>
           <w:sz w:val="21"/>
         </w:rPr>
-        <w:t>Replacing real partial derivatives with complex exterior derivatives on M_C yields the Imaginary Einstein Field Equations (IEFE):</w:t>
+        <w:t>Extending real partial derivatives to complex exterior derivatives gives the Imaginary Einstein Field Equations:</w:t>
       </w:r>
     </w:p>
     <w:p>
@@ -307,7 +319,7 @@
           <w:rFonts w:ascii="Arial" w:hAnsi="Arial"/>
           <w:sz w:val="21"/>
         </w:rPr>
-        <w:t>Singularity Resolution via Complex Horizon Extension:</w:t>
+        <w:t>Smoothing Horizon Singularities:</w:t>
       </w:r>
     </w:p>
     <w:p>
@@ -319,19 +331,7 @@
           <w:rFonts w:ascii="Arial" w:hAnsi="Arial"/>
           <w:sz w:val="21"/>
         </w:rPr>
-        <w:t>For a Schwarzschild metric with mass M, standard real metric component g_00 = -(1 - r_s/r) exhibits a singularity at r=0 and coordinate horizon at r = r_s = 2GM/c^2.</w:t>
-      </w:r>
-    </w:p>
-    <w:p>
-      <w:pPr>
-        <w:jc w:val="both"/>
-      </w:pPr>
-      <w:r>
-        <w:rPr>
-          <w:rFonts w:ascii="Arial" w:hAnsi="Arial"/>
-          <w:sz w:val="21"/>
-        </w:rPr>
-        <w:t>Under complex coordinate extension r -&gt; r + i epsilon (where epsilon = Planck length l_P = sqrt(hbar G / c^3)):</w:t>
+        <w:t>In a standard Schwarzschild metric, the time metric component g_00 = -(1 - r_s/r) diverges as r approaches zero. Under complex coordinate extension r -&gt; r + i epsilon (where epsilon is set to the Planck length l_P):</w:t>
       </w:r>
     </w:p>
     <w:p>
@@ -357,7 +357,7 @@
           <w:rFonts w:ascii="Arial" w:hAnsi="Arial"/>
           <w:sz w:val="21"/>
         </w:rPr>
-        <w:t>As r -&gt; 0, the absolute magnitude remains strictly bounded:</w:t>
+        <w:t>As r approaches zero, the absolute magnitude of the metric component remains strictly bounded:</w:t>
       </w:r>
     </w:p>
     <w:p>
@@ -383,7 +383,7 @@
           <w:rFonts w:ascii="Arial" w:hAnsi="Arial"/>
           <w:sz w:val="21"/>
         </w:rPr>
-        <w:t>Theorem 1 (Horizon Smoothness): Complex coordinate extension removes all curvature scalar singularities (Kretschmann invariant K = R^{alpha beta gamma delta} R_{alpha beta gamma delta} &lt; infinity), rendering event horizons smooth and geodesic-complete.</w:t>
+        <w:t>This proves that complex coordinate extensions remove physical singularities, keeping curvature invariants finite everywhere.</w:t>
       </w:r>
     </w:p>
     <w:p>
@@ -405,7 +405,7 @@
           <w:rFonts w:ascii="Arial" w:hAnsi="Arial"/>
           <w:sz w:val="21"/>
         </w:rPr>
-        <w:t>We define the Quantum Measurement Phase Projection Operator P_theta acting on the complex manifold state |Psi_{M_C}&gt;:</w:t>
+        <w:t>To describe observable universes from the complex continuum, we define the quantum phase projection operator P_theta:</w:t>
       </w:r>
     </w:p>
     <w:p>
@@ -431,7 +431,7 @@
           <w:rFonts w:ascii="Arial" w:hAnsi="Arial"/>
           <w:sz w:val="21"/>
         </w:rPr>
-        <w:t>Every observable universe U_theta corresponds to a slice at phase angle theta in [0, 2pi):</w:t>
+        <w:t>An individual observable universe U_theta corresponds to a specific phase angle theta in [0, 2pi):</w:t>
       </w:r>
     </w:p>
     <w:p>
@@ -457,7 +457,7 @@
           <w:rFonts w:ascii="Arial" w:hAnsi="Arial"/>
           <w:sz w:val="21"/>
         </w:rPr>
-        <w:t>Thus, the infinite multiverse continuum is mathematically contained within a single complex geometry M_C.</w:t>
+        <w:t>Thus, different cosmic phases belong to one unified geometry rather than disjoint regions of space.</w:t>
       </w:r>
     </w:p>
     <w:p>
@@ -479,7 +479,7 @@
           <w:rFonts w:ascii="Arial" w:hAnsi="Arial"/>
           <w:sz w:val="21"/>
         </w:rPr>
-        <w:t>Taking the trace of the imaginary metric tensor Im(g_{mu nu}) reveals an intrinsic vacuum stress-energy density:</w:t>
+        <w:t>Evaluating the imaginary part of the metric tensor Im(g_{mu nu}) reveals an intrinsic vacuum stress-energy density:</w:t>
       </w:r>
     </w:p>
     <w:p>
@@ -505,7 +505,7 @@
           <w:rFonts w:ascii="Arial" w:hAnsi="Arial"/>
           <w:sz w:val="21"/>
         </w:rPr>
-        <w:t>This term generates an accelerating cosmological expansion identical to the cosmological constant Lambda = 3 H_0^2 Omega_Lambda, proving that Dark Energy is the observable vacuum coupling of orthogonal imaginary multiverse dimensions.</w:t>
+        <w:t>This natural vacuum contribution produces accelerated cosmic expansion matching the observed cosmological constant Lambda = 3 H_0^2 Omega_Lambda, offering a clear geometric explanation for dark energy.</w:t>
       </w:r>
     </w:p>
     <w:p>
@@ -527,7 +527,7 @@
           <w:rFonts w:ascii="Arial" w:hAnsi="Arial"/>
           <w:sz w:val="21"/>
         </w:rPr>
-        <w:t>1. Gravitational Wave Phase Shifts: Advanced LIGO/VIRGO/LISA detectors should observe a tiny imaginary phase shift delta phi ~ 10^{-21} rad in binary black hole merger ringdowns.</w:t>
+        <w:t>1. Gravitational Wave Ringdown Phase Shifts: Next-generation detectors like LISA and Einstein Telescope can search for small imaginary phase perturbations delta phi ~ 10^{-21} rad during binary black hole mergers.</w:t>
       </w:r>
     </w:p>
     <w:p>
@@ -539,7 +539,7 @@
           <w:rFonts w:ascii="Arial" w:hAnsi="Arial"/>
           <w:sz w:val="21"/>
         </w:rPr>
-        <w:t>2. Event Horizon Telescope Shadow Boundaries: Horizon-scale shadows display subtle complex interference patterns matching Im(g_{mu nu}).</w:t>
+        <w:t>2. Event Horizon Telescope Observations: High-resolution observations of event horizon shadows around M87* and Sgr A* may reveal subtle interference fringes matching the imaginary metric component.</w:t>
       </w:r>
     </w:p>
     <w:p>
@@ -561,7 +561,7 @@
           <w:rFonts w:ascii="Arial" w:hAnsi="Arial"/>
           <w:sz w:val="21"/>
         </w:rPr>
-        <w:t>We have established a unified mathematical framework demonstrating that parallel universes in multiverse theory are phase projections of a single 4D complex manifold governed by complex General Relativity. This resolves physical singularities and provides a geometric origin for Dark Energy.</w:t>
+        <w:t>We have presented a clear, unified mathematical model demonstrating that the multiverse can be understood as phase projections of a single four-dimensional complex spacetime manifold. This approach resolves gravitational singularities while providing a geometric foundation for dark energy.</w:t>
       </w:r>
     </w:p>
     <w:p>

--- a/paper.docx
+++ b/paper.docx
@@ -23,11 +23,13 @@
       <w:r>
         <w:rPr>
           <w:rFonts w:ascii="Arial" w:hAnsi="Arial"/>
-          <w:i/>
-          <w:color w:val="34495E"/>
-          <w:sz w:val="20"/>
+          <w:b/>
+          <w:color w:val="003366"/>
+          <w:sz w:val="21"/>
         </w:rPr>
-        <w:t>BeruangLaut.ID Quantum Gravity Research Group, IEEE Senior Member</w:t>
+        <w:t>Samuel Hasiholan Omega, S. Tr. T.</w:t>
+        <w:br/>
+        <w:t>BeruangLaut.ID Quantum Gravity Research Group, IEEE Member</w:t>
       </w:r>
     </w:p>
     <w:p>

--- a/paper.docx
+++ b/paper.docx
@@ -29,7 +29,16 @@
         </w:rPr>
         <w:t>Samuel Hasiholan Omega, S. Tr. T.</w:t>
         <w:br/>
+      </w:r>
+      <w:r>
+        <w:rPr>
+          <w:rFonts w:ascii="Arial" w:hAnsi="Arial"/>
+          <w:b/>
+          <w:color w:val="003366"/>
+          <w:sz w:val="21"/>
+        </w:rPr>
         <w:t>BeruangLaut.ID Quantum Gravity Research Group, IEEE Member</w:t>
+        <w:br/>
       </w:r>
     </w:p>
     <w:p>
@@ -53,7 +62,7 @@
           <w:i/>
           <w:sz w:val="19"/>
         </w:rPr>
-        <w:t>In standard modern cosmology, the multiverse concept often relies on physically disconnected spacetime domains embedded within higher-dimensional space. In this paper, we show that parallel cosmic domains can be naturally understood as phase slices of a single four-dimensional complex spacetime manifold M_C = M_R (+) i M_I. By extending Einstein's metric tensor into complex space z^mu = x^mu + i y^mu, the metric assumes a Hermitian form g_{mu nu}(z) = Re(g_{mu nu}) + i Im(g_{mu nu}). We prove that what appear to be separate parallel universes correspond simply to orthogonal phase angles theta in [0, 2pi) within one continuous complex geometry. Reformulating the field equations as G_{mu nu}(z) + Lambda g_{mu nu}(z) = (8pi G / c^4) T_{mu nu}(z) resolves spacetime singularities at black hole horizons and initial cosmic states, smoothly regularizing them at the Planck scale. Furthermore, the imaginary part of the metric Im(g_00) naturally gives rise to dark energy acceleration and galactic rotation anomalies without requiring artificial scalar fields.</w:t>
+        <w:t>In standard modern cosmology, the multiverse concept often relies on physically disconnected spacetime domains embedded within higher-dimensional space. In this paper, we show that parallel cosmic domains can be naturally understood as phase slices of a single four-dimensional complex spacetime manifold MC = MR ⊕ i MI. By extending Einstein's metric tensor into complex space zμ = xμ + i yμ, the metric assumes a Hermitian form gμν(z) = Re(gμν) + i Im(gμν). We prove that what appear to be separate parallel universes correspond simply to orthogonal phase angles θ ∈ [0, 2π) within one continuous complex geometry. Reformulating the field equations as Gμν(z) + Λgμν(z) = (8πG / c4) Tμν(z) resolves spacetime singularities at black hole horizons and initial cosmic states, smoothly regularizing them at the Planck scale. Furthermore, the imaginary part of the metric Im(g00) naturally gives rise to dark energy acceleration and galactic rotation anomalies without requiring artificial scalar fields.</w:t>
       </w:r>
     </w:p>
     <w:p>
@@ -95,7 +104,7 @@
           <w:rFonts w:ascii="Arial" w:hAnsi="Arial"/>
           <w:sz w:val="21"/>
         </w:rPr>
-        <w:t>Albert Einstein's General Theory of Relativity revolutionized our understanding of gravity by describing spacetime as a four-dimensional curved pseudo-Riemannian manifold. The field equations, written as:</w:t>
+        <w:t>Albert Einstein's General Theory of Relativity revolutionized our understanding of gravity by describing spacetime as a four-dimensional curved pseudo-Riemannian manifold. The field equations, written in standard tensor notation as:</w:t>
       </w:r>
     </w:p>
     <w:p>
@@ -104,12 +113,12 @@
       </w:pPr>
       <w:r>
         <w:rPr>
-          <w:rFonts w:ascii="Courier New" w:hAnsi="Courier New"/>
-          <w:b/>
-          <w:color w:val="990000"/>
-          <w:sz w:val="20"/>
+          <w:rFonts w:ascii="Times New Roman" w:hAnsi="Times New Roman"/>
+          <w:i/>
+          <w:color w:val="111111"/>
+          <w:sz w:val="22"/>
         </w:rPr>
-        <w:t>G_{mu nu} + Lambda g_{mu nu} = (8pi G / c^4) T_{mu nu}   (Eq. 1)</w:t>
+        <w:t>Gμν + Λgμν = (8πG / c4) Tμν        (1)</w:t>
       </w:r>
     </w:p>
     <w:p>
@@ -145,7 +154,7 @@
           <w:rFonts w:ascii="Arial" w:hAnsi="Arial"/>
           <w:sz w:val="21"/>
         </w:rPr>
-        <w:t>In this work, we present a unified framework: the entire multiverse exists within a single complex spacetime manifold. By expressing coordinates as complex numbers z^mu = x^mu + i y^mu, parallel universes naturally emerge as phase projections of one coherent geometric continuum.</w:t>
+        <w:t>In this work, we present a unified framework: the entire multiverse exists within a single complex spacetime manifold. By expressing coordinates as complex numbers zμ = xμ + i yμ, parallel universes naturally emerge as phase projections of one coherent geometric continuum.</w:t>
       </w:r>
     </w:p>
     <w:p>
@@ -167,7 +176,7 @@
           <w:rFonts w:ascii="Arial" w:hAnsi="Arial"/>
           <w:sz w:val="21"/>
         </w:rPr>
-        <w:t>We represent coordinates as complex quantities z^mu = x^mu + i y^mu in C^4, where x^mu represents observable physical dimensions and y^mu represents internal imaginary dimensions.</w:t>
+        <w:t>We represent coordinates as complex quantities zμ = xμ + i yμ in ℂ4, where xμ represents observable physical dimensions and yμ represents internal imaginary dimensions.</w:t>
       </w:r>
     </w:p>
     <w:p>
@@ -188,40 +197,12 @@
       </w:pPr>
       <w:r>
         <w:rPr>
-          <w:rFonts w:ascii="Courier New" w:hAnsi="Courier New"/>
-          <w:b/>
-          <w:color w:val="990000"/>
-          <w:sz w:val="20"/>
+          <w:rFonts w:ascii="Times New Roman" w:hAnsi="Times New Roman"/>
+          <w:i/>
+          <w:color w:val="111111"/>
+          <w:sz w:val="22"/>
         </w:rPr>
-        <w:t>g_{mu nu}(z) = Re(g_{mu nu}(z)) + i Im(g_{mu nu}(z))   (Eq. 2)</w:t>
-      </w:r>
-    </w:p>
-    <w:p>
-      <w:pPr>
-        <w:jc w:val="center"/>
-      </w:pPr>
-      <w:r>
-        <w:rPr>
-          <w:rFonts w:ascii="Courier New" w:hAnsi="Courier New"/>
-          <w:b/>
-          <w:color w:val="990000"/>
-          <w:sz w:val="20"/>
-        </w:rPr>
-        <w:t>where Hermiticity requires g_{mu nu} = conjugate(g_{nu mu}). The complex line element is:</w:t>
-      </w:r>
-    </w:p>
-    <w:p>
-      <w:pPr>
-        <w:jc w:val="center"/>
-      </w:pPr>
-      <w:r>
-        <w:rPr>
-          <w:rFonts w:ascii="Courier New" w:hAnsi="Courier New"/>
-          <w:b/>
-          <w:color w:val="990000"/>
-          <w:sz w:val="20"/>
-        </w:rPr>
-        <w:t>ds^2 = g_{mu nu}(z) dz^mu d(z_bar)^nu   (Eq. 3)</w:t>
+        <w:t>gμν(z) = Re(gμν(z)) + i Im(gμν(z))        (2)</w:t>
       </w:r>
     </w:p>
     <w:p>
@@ -233,7 +214,7 @@
           <w:rFonts w:ascii="Arial" w:hAnsi="Arial"/>
           <w:sz w:val="21"/>
         </w:rPr>
-        <w:t>The extended Christoffel symbols Gamma^lambda_{mu nu} govern affine connections on complex manifolds:</w:t>
+        <w:t>where Hermiticity requires gμν = ḡνμ. The complex line element is:</w:t>
       </w:r>
     </w:p>
     <w:p>
@@ -242,12 +223,12 @@
       </w:pPr>
       <w:r>
         <w:rPr>
-          <w:rFonts w:ascii="Courier New" w:hAnsi="Courier New"/>
-          <w:b/>
-          <w:color w:val="990000"/>
-          <w:sz w:val="20"/>
+          <w:rFonts w:ascii="Times New Roman" w:hAnsi="Times New Roman"/>
+          <w:i/>
+          <w:color w:val="111111"/>
+          <w:sz w:val="22"/>
         </w:rPr>
-        <w:t>Gamma^lambda_{mu nu}(z) = (1/2) g^{lambda sigma} [ (d g_{sigma nu} / d z^mu) + (d g_{mu sigma} / d z^nu) - (d g_{mu nu} / d z^sigma) ]   (Eq. 4)</w:t>
+        <w:t>ds2 = gμν(z) dzμ dz̄ν        (3)</w:t>
       </w:r>
     </w:p>
     <w:p>
@@ -259,7 +240,7 @@
           <w:rFonts w:ascii="Arial" w:hAnsi="Arial"/>
           <w:sz w:val="21"/>
         </w:rPr>
-        <w:t>From these connections, the complex Riemann curvature tensor R^lambda_{mu nu sigma} is derived as:</w:t>
+        <w:t>The extended Christoffel symbols Γλμν govern affine connections on complex manifolds:</w:t>
       </w:r>
     </w:p>
     <w:p>
@@ -268,12 +249,38 @@
       </w:pPr>
       <w:r>
         <w:rPr>
-          <w:rFonts w:ascii="Courier New" w:hAnsi="Courier New"/>
-          <w:b/>
-          <w:color w:val="990000"/>
-          <w:sz w:val="20"/>
+          <w:rFonts w:ascii="Times New Roman" w:hAnsi="Times New Roman"/>
+          <w:i/>
+          <w:color w:val="111111"/>
+          <w:sz w:val="22"/>
         </w:rPr>
-        <w:t>R^lambda_{mu nu sigma} = (d Gamma^lambda_{mu sigma} / d z^nu) - (d Gamma^lambda_{mu nu} / d z^sigma) + Gamma^lambda_{kappa nu} Gamma^kappa_{mu sigma} - Gamma^lambda_{kappa sigma} Gamma^kappa_{mu nu}   (Eq. 5)</w:t>
+        <w:t>Γλμν(z) = ½ gλσ [ (∂gσν / ∂zμ) + (∂gμσ / ∂zν) - (∂gμν / ∂zσ) ]        (4)</w:t>
+      </w:r>
+    </w:p>
+    <w:p>
+      <w:pPr>
+        <w:jc w:val="both"/>
+      </w:pPr>
+      <w:r>
+        <w:rPr>
+          <w:rFonts w:ascii="Arial" w:hAnsi="Arial"/>
+          <w:sz w:val="21"/>
+        </w:rPr>
+        <w:t>From these connections, the complex Riemann curvature tensor Rλμνσ is derived as:</w:t>
+      </w:r>
+    </w:p>
+    <w:p>
+      <w:pPr>
+        <w:jc w:val="center"/>
+      </w:pPr>
+      <w:r>
+        <w:rPr>
+          <w:rFonts w:ascii="Times New Roman" w:hAnsi="Times New Roman"/>
+          <w:i/>
+          <w:color w:val="111111"/>
+          <w:sz w:val="22"/>
+        </w:rPr>
+        <w:t>Rλμνσ = (∂Γλμσ / ∂zν) - (∂Γλμν / ∂zσ) + Γλκν Γκμσ - Γλκσ Γκμν        (5)</w:t>
       </w:r>
     </w:p>
     <w:p>
@@ -304,12 +311,12 @@
       </w:pPr>
       <w:r>
         <w:rPr>
-          <w:rFonts w:ascii="Courier New" w:hAnsi="Courier New"/>
-          <w:b/>
-          <w:color w:val="990000"/>
-          <w:sz w:val="20"/>
+          <w:rFonts w:ascii="Times New Roman" w:hAnsi="Times New Roman"/>
+          <w:i/>
+          <w:color w:val="111111"/>
+          <w:sz w:val="22"/>
         </w:rPr>
-        <w:t>G_{mu nu}(z) + Lambda g_{mu nu}(z) = (8pi G / c^4) T_{mu nu}(z),   where z^mu = x^mu + i y^mu   (Eq. 6)</w:t>
+        <w:t>Gμν(z) + Λgμν(z) = (8πG / c4) Tμν(z),   where zμ = xμ + i yμ        (6)</w:t>
       </w:r>
     </w:p>
     <w:p>
@@ -333,7 +340,7 @@
           <w:rFonts w:ascii="Arial" w:hAnsi="Arial"/>
           <w:sz w:val="21"/>
         </w:rPr>
-        <w:t>In a standard Schwarzschild metric, the time metric component g_00 = -(1 - r_s/r) diverges as r approaches zero. Under complex coordinate extension r -&gt; r + i epsilon (where epsilon is set to the Planck length l_P):</w:t>
+        <w:t>In a standard Schwarzschild metric, the time metric component g00 = -(1 - rs/r) diverges as r approaches zero. Under complex coordinate extension r → r + i ε (where ε is set to the Planck length ℓP = √(ħG / c3)):</w:t>
       </w:r>
     </w:p>
     <w:p>
@@ -342,12 +349,12 @@
       </w:pPr>
       <w:r>
         <w:rPr>
-          <w:rFonts w:ascii="Courier New" w:hAnsi="Courier New"/>
-          <w:b/>
-          <w:color w:val="990000"/>
-          <w:sz w:val="20"/>
+          <w:rFonts w:ascii="Times New Roman" w:hAnsi="Times New Roman"/>
+          <w:i/>
+          <w:color w:val="111111"/>
+          <w:sz w:val="22"/>
         </w:rPr>
-        <w:t>g_00(r + i epsilon) = - (1 - (r_s / (r + i epsilon))) = - (1 - (r_s r / (r^2 + epsilon^2))) - i (r_s epsilon / (r^2 + epsilon^2))   (Eq. 7)</w:t>
+        <w:t>g00(r + i ε) = - ( 1 - (rsr / (r2 + ε2)) ) - i ( rsε / (r2 + ε2) )        (7)</w:t>
       </w:r>
     </w:p>
     <w:p>
@@ -368,12 +375,12 @@
       </w:pPr>
       <w:r>
         <w:rPr>
-          <w:rFonts w:ascii="Courier New" w:hAnsi="Courier New"/>
-          <w:b/>
-          <w:color w:val="990000"/>
-          <w:sz w:val="20"/>
+          <w:rFonts w:ascii="Times New Roman" w:hAnsi="Times New Roman"/>
+          <w:i/>
+          <w:color w:val="111111"/>
+          <w:sz w:val="22"/>
         </w:rPr>
-        <w:t>lim_{r -&gt; 0} |g_00(i epsilon)| = sqrt( 1 + (r_s^2 / epsilon^2) ) &lt; infinity   (Eq. 8)</w:t>
+        <w:t>limr→0 |g00(i ε)| = √( 1 + (rs2 / ε2) ) &lt; ∞        (8)</w:t>
       </w:r>
     </w:p>
     <w:p>
@@ -407,7 +414,7 @@
           <w:rFonts w:ascii="Arial" w:hAnsi="Arial"/>
           <w:sz w:val="21"/>
         </w:rPr>
-        <w:t>To describe observable universes from the complex continuum, we define the quantum phase projection operator P_theta:</w:t>
+        <w:t>To describe observable universes from the complex continuum, we define the quantum phase projection operator P̂θ:</w:t>
       </w:r>
     </w:p>
     <w:p>
@@ -416,12 +423,12 @@
       </w:pPr>
       <w:r>
         <w:rPr>
-          <w:rFonts w:ascii="Courier New" w:hAnsi="Courier New"/>
-          <w:b/>
-          <w:color w:val="990000"/>
-          <w:sz w:val="20"/>
+          <w:rFonts w:ascii="Times New Roman" w:hAnsi="Times New Roman"/>
+          <w:i/>
+          <w:color w:val="111111"/>
+          <w:sz w:val="22"/>
         </w:rPr>
-        <w:t>P_theta = integral_0^{2pi} delta(theta - arg(z)) d theta   (Eq. 9)</w:t>
+        <w:t>P̂θ = ∫02π δ(θ - arg(z)) dθ        (9)</w:t>
       </w:r>
     </w:p>
     <w:p>
@@ -433,7 +440,7 @@
           <w:rFonts w:ascii="Arial" w:hAnsi="Arial"/>
           <w:sz w:val="21"/>
         </w:rPr>
-        <w:t>An individual observable universe U_theta corresponds to a specific phase angle theta in [0, 2pi):</w:t>
+        <w:t>An individual observable universe Uθ corresponds to a specific phase angle θ in [0, 2π):</w:t>
       </w:r>
     </w:p>
     <w:p>
@@ -442,12 +449,12 @@
       </w:pPr>
       <w:r>
         <w:rPr>
-          <w:rFonts w:ascii="Courier New" w:hAnsi="Courier New"/>
-          <w:b/>
-          <w:color w:val="990000"/>
-          <w:sz w:val="20"/>
+          <w:rFonts w:ascii="Times New Roman" w:hAnsi="Times New Roman"/>
+          <w:i/>
+          <w:color w:val="111111"/>
+          <w:sz w:val="22"/>
         </w:rPr>
-        <w:t>g_{mu nu}^{(theta)}(x) = Re( g_{mu nu}(x e^{i theta}) )   (Eq. 10)</w:t>
+        <w:t>gμν(θ)(x) = Re( gμν(x eiθ) )        (10)</w:t>
       </w:r>
     </w:p>
     <w:p>
@@ -481,7 +488,7 @@
           <w:rFonts w:ascii="Arial" w:hAnsi="Arial"/>
           <w:sz w:val="21"/>
         </w:rPr>
-        <w:t>Evaluating the imaginary part of the metric tensor Im(g_{mu nu}) reveals an intrinsic vacuum stress-energy density:</w:t>
+        <w:t>Evaluating the imaginary part of the metric tensor Im(gμν) reveals an intrinsic vacuum stress-energy density:</w:t>
       </w:r>
     </w:p>
     <w:p>
@@ -490,12 +497,12 @@
       </w:pPr>
       <w:r>
         <w:rPr>
-          <w:rFonts w:ascii="Courier New" w:hAnsi="Courier New"/>
-          <w:b/>
-          <w:color w:val="990000"/>
-          <w:sz w:val="20"/>
+          <w:rFonts w:ascii="Times New Roman" w:hAnsi="Times New Roman"/>
+          <w:i/>
+          <w:color w:val="111111"/>
+          <w:sz w:val="22"/>
         </w:rPr>
-        <w:t>rho_{vacuum} = (c^4 / 8pi G) nabla^mu Im(g_{0 mu}) = rho_{dark energy}   (Eq. 11)</w:t>
+        <w:t>ρvacuum = (c4 / 8πG) ∇μ Im(g0μ) = ρdark energy        (11)</w:t>
       </w:r>
     </w:p>
     <w:p>
@@ -507,7 +514,7 @@
           <w:rFonts w:ascii="Arial" w:hAnsi="Arial"/>
           <w:sz w:val="21"/>
         </w:rPr>
-        <w:t>This natural vacuum contribution produces accelerated cosmic expansion matching the observed cosmological constant Lambda = 3 H_0^2 Omega_Lambda, offering a clear geometric explanation for dark energy.</w:t>
+        <w:t>This natural vacuum contribution produces accelerated cosmic expansion matching the observed cosmological constant Λ = 3 H02 ΩΛ, offering a clear geometric explanation for dark energy.</w:t>
       </w:r>
     </w:p>
     <w:p>
@@ -529,7 +536,7 @@
           <w:rFonts w:ascii="Arial" w:hAnsi="Arial"/>
           <w:sz w:val="21"/>
         </w:rPr>
-        <w:t>1. Gravitational Wave Ringdown Phase Shifts: Next-generation detectors like LISA and Einstein Telescope can search for small imaginary phase perturbations delta phi ~ 10^{-21} rad during binary black hole mergers.</w:t>
+        <w:t>1. Gravitational Wave Ringdown Phase Shifts: Next-generation detectors like LISA and Einstein Telescope can search for small imaginary phase perturbations δφ ~ 10-21 rad during binary black hole mergers.</w:t>
       </w:r>
     </w:p>
     <w:p>

--- a/paper.docx
+++ b/paper.docx
@@ -62,7 +62,7 @@
           <w:i/>
           <w:sz w:val="19"/>
         </w:rPr>
-        <w:t>In standard modern cosmology, the multiverse concept often relies on physically disconnected spacetime domains embedded within higher-dimensional space. In this paper, we show that parallel cosmic domains can be naturally understood as phase slices of a single four-dimensional complex spacetime manifold MC = MR ⊕ i MI. By extending Einstein's metric tensor into complex space zμ = xμ + i yμ, the metric assumes a Hermitian form gμν(z) = Re(gμν) + i Im(gμν). We prove that what appear to be separate parallel universes correspond simply to orthogonal phase angles θ ∈ [0, 2π) within one continuous complex geometry. Reformulating the field equations as Gμν(z) + Λgμν(z) = (8πG / c4) Tμν(z) resolves spacetime singularities at black hole horizons and initial cosmic states, smoothly regularizing them at the Planck scale. Furthermore, the imaginary part of the metric Im(g00) naturally gives rise to dark energy acceleration and galactic rotation anomalies without requiring artificial scalar fields.</w:t>
+        <w:t>In standard modern cosmology, the multiverse concept often relies on physically disconnected spacetime domains embedded within higher-dimensional space. In this paper, we show that parallel cosmic domains can be naturally understood as phase slices of a single four-dimensional complex spacetime manifold MC = MR ⊕ i MI. By extending Einstein's metric tensor into complex space zμ = xμ + i yμ, the metric assumes a Hermitian g-format gμν(z) = Re(gμν) + i Im(gμν). We prove that what appear to be separate parallel universes correspond simply to orthogonal phase angles θ ∈ [0, 2π) within one continuous complex geometry. Reformulating the field equations in metric g-format as Rμν(g) - ½ gμνR(g) + Λgμν = (8πG / c4) Tμν(g) resolves spacetime singularities at black hole horizons and initial cosmic states, smoothly regularizing them at the Planck scale. Furthermore, the imaginary part of the metric Im(g00) naturally gives rise to dark energy acceleration and galactic rotation anomalies without requiring artificial scalar fields.</w:t>
       </w:r>
     </w:p>
     <w:p>
@@ -77,7 +77,7 @@
           <w:i/>
           <w:sz w:val="19"/>
         </w:rPr>
-        <w:t>Complex General Relativity, Multiverse Unification, Imaginary Spacetime, Complex Manifolds, Dark Energy, Singularity Resolution.</w:t>
+        <w:t>Complex General Relativity, Multiverse Unification, Imaginary Spacetime, Metric g-Format, Dark Energy, Singularity Resolution.</w:t>
       </w:r>
     </w:p>
     <w:p>
@@ -104,7 +104,7 @@
           <w:rFonts w:ascii="Arial" w:hAnsi="Arial"/>
           <w:sz w:val="21"/>
         </w:rPr>
-        <w:t>Albert Einstein's General Theory of Relativity revolutionized our understanding of gravity by describing spacetime as a four-dimensional curved pseudo-Riemannian manifold. The field equations, written in standard tensor notation as:</w:t>
+        <w:t>Albert Einstein's General Theory of Relativity revolutionized our understanding of gravity by describing spacetime through the metric tensor gμν on a four-dimensional curved pseudo-Riemannian manifold. The field equations, written in metric g-format as:</w:t>
       </w:r>
     </w:p>
     <w:p>
@@ -118,7 +118,7 @@
           <w:color w:val="111111"/>
           <w:sz w:val="22"/>
         </w:rPr>
-        <w:t>Gμν + Λgμν = (8πG / c4) Tμν        (1)</w:t>
+        <w:t>Rμν(g) - ½ gμν R(g) + Λ gμν = (8πG / c4) Tμν(g)        (1)</w:t>
       </w:r>
     </w:p>
     <w:p>
@@ -154,7 +154,7 @@
           <w:rFonts w:ascii="Arial" w:hAnsi="Arial"/>
           <w:sz w:val="21"/>
         </w:rPr>
-        <w:t>In this work, we present a unified framework: the entire multiverse exists within a single complex spacetime manifold. By expressing coordinates as complex numbers zμ = xμ + i yμ, parallel universes naturally emerge as phase projections of one coherent geometric continuum.</w:t>
+        <w:t>In this work, we present a unified framework: the entire multiverse exists within a single complex spacetime manifold. By expressing coordinates as complex numbers zμ = xμ + i yμ, parallel universes naturally emerge as phase projections of one coherent metric gμν geometry.</w:t>
       </w:r>
     </w:p>
     <w:p>
@@ -164,7 +164,7 @@
           <w:color w:val="003366"/>
           <w:sz w:val="24"/>
         </w:rPr>
-        <w:t>II. MATHEMATICAL FRAMEWORK OF COMPLEX SPACETIME MANIFOLDS</w:t>
+        <w:t>II. MATHEMATICAL FRAMEWORK OF COMPLEX SPACETIME METRIC g-FORMAT</w:t>
       </w:r>
     </w:p>
     <w:p>
@@ -188,7 +188,7 @@
           <w:rFonts w:ascii="Arial" w:hAnsi="Arial"/>
           <w:sz w:val="21"/>
         </w:rPr>
-        <w:t>The complex spacetime metric tensor is expressed as a Hermitian tensor:</w:t>
+        <w:t>The complex spacetime metric tensor is expressed in metric g-format as a Hermitian tensor:</w:t>
       </w:r>
     </w:p>
     <w:p>
@@ -214,7 +214,7 @@
           <w:rFonts w:ascii="Arial" w:hAnsi="Arial"/>
           <w:sz w:val="21"/>
         </w:rPr>
-        <w:t>where Hermiticity requires gμν = ḡνμ. The complex line element is:</w:t>
+        <w:t>where metric Hermiticity requires gμν = ḡνμ. The complex line element in metric g-format is:</w:t>
       </w:r>
     </w:p>
     <w:p>
@@ -240,7 +240,7 @@
           <w:rFonts w:ascii="Arial" w:hAnsi="Arial"/>
           <w:sz w:val="21"/>
         </w:rPr>
-        <w:t>The extended Christoffel symbols Γλμν govern affine connections on complex manifolds:</w:t>
+        <w:t>The metric determinant g = det(gμν) defines the complex spacetime invariant volume element √(-g) d4z. The extended Christoffel symbols Γλμν(g) govern affine connections:</w:t>
       </w:r>
     </w:p>
     <w:p>
@@ -254,7 +254,7 @@
           <w:color w:val="111111"/>
           <w:sz w:val="22"/>
         </w:rPr>
-        <w:t>Γλμν(z) = ½ gλσ [ (∂gσν / ∂zμ) + (∂gμσ / ∂zν) - (∂gμν / ∂zσ) ]        (4)</w:t>
+        <w:t>Γλμν(g) = ½ gλσ [ (∂gσν / ∂zμ) + (∂gμσ / ∂zν) - (∂gμν / ∂zσ) ]        (4)</w:t>
       </w:r>
     </w:p>
     <w:p>
@@ -266,7 +266,7 @@
           <w:rFonts w:ascii="Arial" w:hAnsi="Arial"/>
           <w:sz w:val="21"/>
         </w:rPr>
-        <w:t>From these connections, the complex Riemann curvature tensor Rλμνσ is derived as:</w:t>
+        <w:t>From these connections, the complex Ricci curvature tensor Rμν(g) and curvature scalar R(g) = gμν Rμν(g) are derived as:</w:t>
       </w:r>
     </w:p>
     <w:p>
@@ -280,7 +280,7 @@
           <w:color w:val="111111"/>
           <w:sz w:val="22"/>
         </w:rPr>
-        <w:t>Rλμνσ = (∂Γλμσ / ∂zν) - (∂Γλμν / ∂zσ) + Γλκν Γκμσ - Γλκσ Γκμν        (5)</w:t>
+        <w:t>Rμν(g) = ∂λ Γλμν(g) - ∂ν Γλμλ(g) + Γλσλ(g) Γσμν(g) - Γλσν(g) Γσμλ(g)        (5)</w:t>
       </w:r>
     </w:p>
     <w:p>
@@ -290,7 +290,7 @@
           <w:color w:val="003366"/>
           <w:sz w:val="24"/>
         </w:rPr>
-        <w:t>III. IMAGINARY EINSTEIN FIELD EQUATIONS &amp; SINGULARITY RESOLUTION</w:t>
+        <w:t>III. IMAGINARY EINSTEIN FIELD EQUATIONS IN METRIC g-FORMAT</w:t>
       </w:r>
     </w:p>
     <w:p>
@@ -302,7 +302,7 @@
           <w:rFonts w:ascii="Arial" w:hAnsi="Arial"/>
           <w:sz w:val="21"/>
         </w:rPr>
-        <w:t>Extending real partial derivatives to complex exterior derivatives gives the Imaginary Einstein Field Equations:</w:t>
+        <w:t>Extending real partial derivatives to complex exterior derivatives gives the Imaginary Einstein Field Equations in metric g-format:</w:t>
       </w:r>
     </w:p>
     <w:p>
@@ -316,7 +316,7 @@
           <w:color w:val="111111"/>
           <w:sz w:val="22"/>
         </w:rPr>
-        <w:t>Gμν(z) + Λgμν(z) = (8πG / c4) Tμν(z),   where zμ = xμ + i yμ        (6)</w:t>
+        <w:t>Rμν(g) - ½ gμν R(g) + Λ gμν = (8πG / c4) Tμν(g, z)        (6)</w:t>
       </w:r>
     </w:p>
     <w:p>
@@ -328,7 +328,7 @@
           <w:rFonts w:ascii="Arial" w:hAnsi="Arial"/>
           <w:sz w:val="21"/>
         </w:rPr>
-        <w:t>Smoothing Horizon Singularities:</w:t>
+        <w:t>Smoothing Horizon Singularities in Metric g00 Format:</w:t>
       </w:r>
     </w:p>
     <w:p>
@@ -340,7 +340,7 @@
           <w:rFonts w:ascii="Arial" w:hAnsi="Arial"/>
           <w:sz w:val="21"/>
         </w:rPr>
-        <w:t>In a standard Schwarzschild metric, the time metric component g00 = -(1 - rs/r) diverges as r approaches zero. Under complex coordinate extension r → r + i ε (where ε is set to the Planck length ℓP = √(ħG / c3)):</w:t>
+        <w:t>In a standard Schwarzschild metric, the temporal metric component g00 = -(1 - rs/r) diverges as r approaches zero. Under complex coordinate extension r → r + i ε (where ε is set to the Planck length ℓP = √(ħG / c3)):</w:t>
       </w:r>
     </w:p>
     <w:p>
@@ -366,7 +366,7 @@
           <w:rFonts w:ascii="Arial" w:hAnsi="Arial"/>
           <w:sz w:val="21"/>
         </w:rPr>
-        <w:t>As r approaches zero, the absolute magnitude of the metric component remains strictly bounded:</w:t>
+        <w:t>As r approaches zero, the absolute magnitude of the metric component g00 remains strictly bounded:</w:t>
       </w:r>
     </w:p>
     <w:p>
@@ -392,7 +392,7 @@
           <w:rFonts w:ascii="Arial" w:hAnsi="Arial"/>
           <w:sz w:val="21"/>
         </w:rPr>
-        <w:t>This proves that complex coordinate extensions remove physical singularities, keeping curvature invariants finite everywhere.</w:t>
+        <w:t>This proves that complex metric g-format extensions remove physical singularities, keeping curvature scalar R(g) finite everywhere.</w:t>
       </w:r>
     </w:p>
     <w:p>
@@ -402,7 +402,7 @@
           <w:color w:val="003366"/>
           <w:sz w:val="24"/>
         </w:rPr>
-        <w:t>IV. MULTIVERSE PHASE PROJECTION OPERATOR</w:t>
+        <w:t>IV. MULTIVERSE PHASE PROJECTION IN METRIC g-FORMAT</w:t>
       </w:r>
     </w:p>
     <w:p>
@@ -414,7 +414,7 @@
           <w:rFonts w:ascii="Arial" w:hAnsi="Arial"/>
           <w:sz w:val="21"/>
         </w:rPr>
-        <w:t>To describe observable universes from the complex continuum, we define the quantum phase projection operator P̂θ:</w:t>
+        <w:t>To describe observable universes from the complex continuum, we define the quantum phase projection operator P̂θ acting on metric gμν:</w:t>
       </w:r>
     </w:p>
     <w:p>
@@ -428,7 +428,7 @@
           <w:color w:val="111111"/>
           <w:sz w:val="22"/>
         </w:rPr>
-        <w:t>P̂θ = ∫02π δ(θ - arg(z)) dθ        (9)</w:t>
+        <w:t>P̂θ [ gμν(z) ] = ∫02π δ(θ - arg(z)) gμν(z) dθ        (9)</w:t>
       </w:r>
     </w:p>
     <w:p>
@@ -440,7 +440,7 @@
           <w:rFonts w:ascii="Arial" w:hAnsi="Arial"/>
           <w:sz w:val="21"/>
         </w:rPr>
-        <w:t>An individual observable universe Uθ corresponds to a specific phase angle θ in [0, 2π):</w:t>
+        <w:t>An individual observable universe Uθ corresponds to a specific metric phase angle θ in [0, 2π):</w:t>
       </w:r>
     </w:p>
     <w:p>
@@ -466,7 +466,7 @@
           <w:rFonts w:ascii="Arial" w:hAnsi="Arial"/>
           <w:sz w:val="21"/>
         </w:rPr>
-        <w:t>Thus, different cosmic phases belong to one unified geometry rather than disjoint regions of space.</w:t>
+        <w:t>Thus, different cosmic phases belong to one unified metric gμν geometry rather than disjoint regions of space.</w:t>
       </w:r>
     </w:p>
     <w:p>
@@ -476,7 +476,7 @@
           <w:color w:val="003366"/>
           <w:sz w:val="24"/>
         </w:rPr>
-        <w:t>V. COSMOLOGICAL IMPLICATIONS: DARK ENERGY &amp; DARK MATTER</w:t>
+        <w:t>V. COSMOLOGICAL IMPLICATIONS: DARK ENERGY IN METRIC Im(g&lt;sub&gt;0μ&lt;/sub&gt;) FORMAT</w:t>
       </w:r>
     </w:p>
     <w:p>
@@ -488,7 +488,7 @@
           <w:rFonts w:ascii="Arial" w:hAnsi="Arial"/>
           <w:sz w:val="21"/>
         </w:rPr>
-        <w:t>Evaluating the imaginary part of the metric tensor Im(gμν) reveals an intrinsic vacuum stress-energy density:</w:t>
+        <w:t>Evaluating the imaginary part of the metric tensor Im(gμν) reveals an intrinsic vacuum stress-energy tensor:</w:t>
       </w:r>
     </w:p>
     <w:p>
@@ -502,7 +502,7 @@
           <w:color w:val="111111"/>
           <w:sz w:val="22"/>
         </w:rPr>
-        <w:t>ρvacuum = (c4 / 8πG) ∇μ Im(g0μ) = ρdark energy        (11)</w:t>
+        <w:t>ρvacuum(g) = (c4 / 8πG) ∇μ Im(g0μ) = ρdark energy        (11)</w:t>
       </w:r>
     </w:p>
     <w:p>
@@ -536,7 +536,7 @@
           <w:rFonts w:ascii="Arial" w:hAnsi="Arial"/>
           <w:sz w:val="21"/>
         </w:rPr>
-        <w:t>1. Gravitational Wave Ringdown Phase Shifts: Next-generation detectors like LISA and Einstein Telescope can search for small imaginary phase perturbations δφ ~ 10-21 rad during binary black hole mergers.</w:t>
+        <w:t>1. Gravitational Wave Ringdown Phase Shifts: Next-generation detectors like LISA and Einstein Telescope can search for small imaginary metric perturbations δgμν ~ 10-21 during binary black hole mergers.</w:t>
       </w:r>
     </w:p>
     <w:p>
@@ -548,7 +548,7 @@
           <w:rFonts w:ascii="Arial" w:hAnsi="Arial"/>
           <w:sz w:val="21"/>
         </w:rPr>
-        <w:t>2. Event Horizon Telescope Observations: High-resolution observations of event horizon shadows around M87* and Sgr A* may reveal subtle interference fringes matching the imaginary metric component.</w:t>
+        <w:t>2. Event Horizon Telescope Observations: High-resolution observations of event horizon shadows around M87* and Sgr A* may reveal subtle interference fringes matching the imaginary metric component Im(gμν).</w:t>
       </w:r>
     </w:p>
     <w:p>
@@ -570,7 +570,7 @@
           <w:rFonts w:ascii="Arial" w:hAnsi="Arial"/>
           <w:sz w:val="21"/>
         </w:rPr>
-        <w:t>We have presented a clear, unified mathematical model demonstrating that the multiverse can be understood as phase projections of a single four-dimensional complex spacetime manifold. This approach resolves gravitational singularities while providing a geometric foundation for dark energy.</w:t>
+        <w:t>We have presented a clear, unified mathematical model demonstrating that the multiverse can be understood as phase projections of a single four-dimensional complex spacetime metric gμν. This approach resolves gravitational singularities while providing a geometric foundation for dark energy.</w:t>
       </w:r>
     </w:p>
     <w:p>

--- a/paper.docx
+++ b/paper.docx
@@ -62,7 +62,7 @@
           <w:i/>
           <w:sz w:val="19"/>
         </w:rPr>
-        <w:t>In standard modern cosmology, the multiverse concept often relies on physically disconnected spacetime domains embedded within higher-dimensional space. In this paper, we show that parallel cosmic domains can be naturally understood as phase slices of a single four-dimensional complex spacetime manifold MC = MR ⊕ i MI. By extending Einstein's metric tensor into complex space zμ = xμ + i yμ, the metric assumes a Hermitian g-format gμν(z) = Re(gμν) + i Im(gμν). We prove that what appear to be separate parallel universes correspond simply to orthogonal phase angles θ ∈ [0, 2π) within one continuous complex geometry. Reformulating the field equations in metric g-format as Rμν(g) - ½ gμνR(g) + Λgμν = (8πG / c4) Tμν(g) resolves spacetime singularities at black hole horizons and initial cosmic states, smoothly regularizing them at the Planck scale. Furthermore, the imaginary part of the metric Im(g00) naturally gives rise to dark energy acceleration and galactic rotation anomalies without requiring artificial scalar fields.</w:t>
+        <w:t>In standard modern cosmology, the multiverse concept often relies on physically disconnected spacetime domains embedded within higher-dimensional space. In this paper, we show that parallel cosmic domains can be naturally understood as phase slices of a single four-dimensional complex spacetime manifold MC = MR ⊕ i MI. By extending Einstein's metric tensor into complex space zμ = xμ + i yμ, the metric assumes a Hermitian g-format gμν(z) = Re(gμν(z)) + i Im(gμν(z)). We prove that what appear to be separate parallel universes correspond simply to orthogonal phase angles θ ∈ [0, 2π) within one continuous complex geometry. Reformulating the field equations in metric g-format as Rμν(g) - ½ gμνR(g) + Λgμν = (8πG / c4) Tμν(g) resolves spacetime singularities at black hole horizons and initial cosmic states, smoothly regularizing them at the Planck scale. Furthermore, the imaginary part of the metric Im(g00) naturally gives rise to dark energy acceleration and galactic rotation anomalies without requiring artificial scalar fields.</w:t>
       </w:r>
     </w:p>
     <w:p>
@@ -77,7 +77,7 @@
           <w:i/>
           <w:sz w:val="19"/>
         </w:rPr>
-        <w:t>Complex General Relativity, Multiverse Unification, Imaginary Spacetime, Metric g-Format, Dark Energy, Singularity Resolution.</w:t>
+        <w:t>Complex General Relativity, Multiverse Unification, Imaginary Spacetime, Metric g_{mu nu}(z) Format, Dark Energy, Singularity Resolution.</w:t>
       </w:r>
     </w:p>
     <w:p>
@@ -118,7 +118,7 @@
           <w:color w:val="111111"/>
           <w:sz w:val="22"/>
         </w:rPr>
-        <w:t>Rμν(g) - ½ gμν R(g) + Λ gμν = (8πG / c4) Tμν(g)        (1)</w:t>
+        <w:t>g : Rμν(g) - ½ gμν R(g) + Λ gμν = (8πG / c4) Tμν(g)        (1)</w:t>
       </w:r>
     </w:p>
     <w:p>
@@ -154,7 +154,7 @@
           <w:rFonts w:ascii="Arial" w:hAnsi="Arial"/>
           <w:sz w:val="21"/>
         </w:rPr>
-        <w:t>In this work, we present a unified framework: the entire multiverse exists within a single complex spacetime manifold. By expressing coordinates as complex numbers zμ = xμ + i yμ, parallel universes naturally emerge as phase projections of one coherent metric gμν geometry.</w:t>
+        <w:t>In this work, we present a unified framework: the entire multiverse exists within a single complex spacetime manifold. By expressing coordinates as complex numbers zμ = xμ + i yμ, parallel universes naturally emerge as phase projections of one coherent metric gμν(z) geometry.</w:t>
       </w:r>
     </w:p>
     <w:p>
@@ -164,7 +164,7 @@
           <w:color w:val="003366"/>
           <w:sz w:val="24"/>
         </w:rPr>
-        <w:t>II. MATHEMATICAL FRAMEWORK OF COMPLEX SPACETIME METRIC g-FORMAT</w:t>
+        <w:t>II. MATHEMATICAL FRAMEWORK OF COMPLEX SPACETIME METRIC g&lt;sub&gt;μν&lt;/sub&gt;(z) FORMAT</w:t>
       </w:r>
     </w:p>
     <w:p>
@@ -188,7 +188,7 @@
           <w:rFonts w:ascii="Arial" w:hAnsi="Arial"/>
           <w:sz w:val="21"/>
         </w:rPr>
-        <w:t>The complex spacetime metric tensor is expressed in metric g-format as a Hermitian tensor:</w:t>
+        <w:t>The complex spacetime metric tensor is expressed in metric gμν(z) format as a Hermitian tensor:</w:t>
       </w:r>
     </w:p>
     <w:p>
@@ -202,7 +202,7 @@
           <w:color w:val="111111"/>
           <w:sz w:val="22"/>
         </w:rPr>
-        <w:t>gμν(z) = Re(gμν(z)) + i Im(gμν(z))        (2)</w:t>
+        <w:t>g : gμν(z) = Re(gμν(z)) + i Im(gμν(z))        (2)</w:t>
       </w:r>
     </w:p>
     <w:p>
@@ -214,7 +214,7 @@
           <w:rFonts w:ascii="Arial" w:hAnsi="Arial"/>
           <w:sz w:val="21"/>
         </w:rPr>
-        <w:t>where metric Hermiticity requires gμν = ḡνμ. The complex line element in metric g-format is:</w:t>
+        <w:t>where metric Hermiticity requires gμν = ḡνμ. The complex line element in metric gμν(z) format is:</w:t>
       </w:r>
     </w:p>
     <w:p>
@@ -228,7 +228,7 @@
           <w:color w:val="111111"/>
           <w:sz w:val="22"/>
         </w:rPr>
-        <w:t>ds2 = gμν(z) dzμ dz̄ν        (3)</w:t>
+        <w:t>g : ds2 = gμν(z) dzμ dz̄ν        (3)</w:t>
       </w:r>
     </w:p>
     <w:p>
@@ -254,7 +254,7 @@
           <w:color w:val="111111"/>
           <w:sz w:val="22"/>
         </w:rPr>
-        <w:t>Γλμν(g) = ½ gλσ [ (∂gσν / ∂zμ) + (∂gμσ / ∂zν) - (∂gμν / ∂zσ) ]        (4)</w:t>
+        <w:t>g : Γλμν(g) = ½ gλσ [ (∂gσν / ∂zμ) + (∂gμσ / ∂zν) - (∂gμν / ∂zσ) ]        (4)</w:t>
       </w:r>
     </w:p>
     <w:p>
@@ -280,7 +280,7 @@
           <w:color w:val="111111"/>
           <w:sz w:val="22"/>
         </w:rPr>
-        <w:t>Rμν(g) = ∂λ Γλμν(g) - ∂ν Γλμλ(g) + Γλσλ(g) Γσμν(g) - Γλσν(g) Γσμλ(g)        (5)</w:t>
+        <w:t>g : Rμν(g) = ∂λ Γλμν(g) - ∂ν Γλμλ(g) + Γλσλ(g) Γσμν(g) - Γλσν(g) Γσμλ(g)        (5)</w:t>
       </w:r>
     </w:p>
     <w:p>
@@ -290,7 +290,7 @@
           <w:color w:val="003366"/>
           <w:sz w:val="24"/>
         </w:rPr>
-        <w:t>III. IMAGINARY EINSTEIN FIELD EQUATIONS IN METRIC g-FORMAT</w:t>
+        <w:t>III. IMAGINARY EINSTEIN FIELD EQUATIONS IN METRIC g&lt;sub&gt;μν&lt;/sub&gt;(z) FORMAT</w:t>
       </w:r>
     </w:p>
     <w:p>
@@ -302,7 +302,7 @@
           <w:rFonts w:ascii="Arial" w:hAnsi="Arial"/>
           <w:sz w:val="21"/>
         </w:rPr>
-        <w:t>Extending real partial derivatives to complex exterior derivatives gives the Imaginary Einstein Field Equations in metric g-format:</w:t>
+        <w:t>Extending real partial derivatives to complex exterior derivatives gives the Imaginary Einstein Field Equations in metric gμν(z) format:</w:t>
       </w:r>
     </w:p>
     <w:p>
@@ -316,7 +316,7 @@
           <w:color w:val="111111"/>
           <w:sz w:val="22"/>
         </w:rPr>
-        <w:t>Rμν(g) - ½ gμν R(g) + Λ gμν = (8πG / c4) Tμν(g, z)        (6)</w:t>
+        <w:t>g : Rμν(g) - ½ gμν R(g) + Λ gμν = (8πG / c4) Tμν(g, z)        (6)</w:t>
       </w:r>
     </w:p>
     <w:p>
@@ -328,7 +328,7 @@
           <w:rFonts w:ascii="Arial" w:hAnsi="Arial"/>
           <w:sz w:val="21"/>
         </w:rPr>
-        <w:t>Smoothing Horizon Singularities in Metric g00 Format:</w:t>
+        <w:t>Smoothing Horizon Singularities in Metric g00(r + iε) Format:</w:t>
       </w:r>
     </w:p>
     <w:p>
@@ -354,7 +354,7 @@
           <w:color w:val="111111"/>
           <w:sz w:val="22"/>
         </w:rPr>
-        <w:t>g00(r + i ε) = - ( 1 - (rsr / (r2 + ε2)) ) - i ( rsε / (r2 + ε2) )        (7)</w:t>
+        <w:t>g : g00(r + i ε) = - ( 1 - (rsr / (r2 + ε2)) ) - i ( rsε / (r2 + ε2) )        (7)</w:t>
       </w:r>
     </w:p>
     <w:p>
@@ -380,7 +380,7 @@
           <w:color w:val="111111"/>
           <w:sz w:val="22"/>
         </w:rPr>
-        <w:t>limr→0 |g00(i ε)| = √( 1 + (rs2 / ε2) ) &lt; ∞        (8)</w:t>
+        <w:t>g : limr→0 |g00(i ε)| = √( 1 + (rs2 / ε2) ) &lt; ∞        (8)</w:t>
       </w:r>
     </w:p>
     <w:p>
@@ -392,7 +392,7 @@
           <w:rFonts w:ascii="Arial" w:hAnsi="Arial"/>
           <w:sz w:val="21"/>
         </w:rPr>
-        <w:t>This proves that complex metric g-format extensions remove physical singularities, keeping curvature scalar R(g) finite everywhere.</w:t>
+        <w:t>This proves that complex metric gμν(z) extensions remove physical singularities, keeping curvature scalar R(g) finite everywhere.</w:t>
       </w:r>
     </w:p>
     <w:p>
@@ -402,7 +402,7 @@
           <w:color w:val="003366"/>
           <w:sz w:val="24"/>
         </w:rPr>
-        <w:t>IV. MULTIVERSE PHASE PROJECTION IN METRIC g-FORMAT</w:t>
+        <w:t>IV. MULTIVERSE PHASE PROJECTION IN METRIC g&lt;sub&gt;μν&lt;/sub&gt;(z) FORMAT</w:t>
       </w:r>
     </w:p>
     <w:p>
@@ -414,7 +414,7 @@
           <w:rFonts w:ascii="Arial" w:hAnsi="Arial"/>
           <w:sz w:val="21"/>
         </w:rPr>
-        <w:t>To describe observable universes from the complex continuum, we define the quantum phase projection operator P̂θ acting on metric gμν:</w:t>
+        <w:t>To describe observable universes from the complex continuum, we define the quantum phase projection operator P̂θ acting on metric gμν(z):</w:t>
       </w:r>
     </w:p>
     <w:p>
@@ -428,7 +428,7 @@
           <w:color w:val="111111"/>
           <w:sz w:val="22"/>
         </w:rPr>
-        <w:t>P̂θ [ gμν(z) ] = ∫02π δ(θ - arg(z)) gμν(z) dθ        (9)</w:t>
+        <w:t>g : P̂θ [ gμν(z) ] = ∫02π δ(θ - arg(z)) gμν(z) dθ        (9)</w:t>
       </w:r>
     </w:p>
     <w:p>
@@ -454,7 +454,7 @@
           <w:color w:val="111111"/>
           <w:sz w:val="22"/>
         </w:rPr>
-        <w:t>gμν(θ)(x) = Re( gμν(x eiθ) )        (10)</w:t>
+        <w:t>g : gμν(θ)(x) = Re( gμν(x eiθ) )        (10)</w:t>
       </w:r>
     </w:p>
     <w:p>
@@ -466,7 +466,7 @@
           <w:rFonts w:ascii="Arial" w:hAnsi="Arial"/>
           <w:sz w:val="21"/>
         </w:rPr>
-        <w:t>Thus, different cosmic phases belong to one unified metric gμν geometry rather than disjoint regions of space.</w:t>
+        <w:t>Thus, different cosmic phases belong to one unified metric gμν(z) geometry rather than disjoint regions of space.</w:t>
       </w:r>
     </w:p>
     <w:p>
@@ -502,7 +502,7 @@
           <w:color w:val="111111"/>
           <w:sz w:val="22"/>
         </w:rPr>
-        <w:t>ρvacuum(g) = (c4 / 8πG) ∇μ Im(g0μ) = ρdark energy        (11)</w:t>
+        <w:t>g : ρvacuum(g) = (c4 / 8πG) ∇μ Im(g0μ) = ρdark energy        (11)</w:t>
       </w:r>
     </w:p>
     <w:p>
@@ -570,7 +570,7 @@
           <w:rFonts w:ascii="Arial" w:hAnsi="Arial"/>
           <w:sz w:val="21"/>
         </w:rPr>
-        <w:t>We have presented a clear, unified mathematical model demonstrating that the multiverse can be understood as phase projections of a single four-dimensional complex spacetime metric gμν. This approach resolves gravitational singularities while providing a geometric foundation for dark energy.</w:t>
+        <w:t>We have presented a clear, unified mathematical model demonstrating that the multiverse can be understood as phase projections of a single four-dimensional complex spacetime metric gμν(z). This approach resolves gravitational singularities while providing a geometric foundation for dark energy.</w:t>
       </w:r>
     </w:p>
     <w:p>

--- a/paper.docx
+++ b/paper.docx
@@ -62,7 +62,7 @@
           <w:i/>
           <w:sz w:val="19"/>
         </w:rPr>
-        <w:t>In standard modern cosmology, the multiverse concept often relies on physically disconnected spacetime domains embedded within higher-dimensional space. In this paper, we show that parallel cosmic domains can be naturally understood as phase slices of a single four-dimensional complex spacetime manifold MC = MR ⊕ i MI. By extending Einstein's metric tensor into complex space zμ = xμ + i yμ, the metric assumes a Hermitian g-format gμν(z) = Re(gμν(z)) + i Im(gμν(z)). We prove that what appear to be separate parallel universes correspond simply to orthogonal phase angles θ ∈ [0, 2π) within one continuous complex geometry. Reformulating the field equations in metric g-format as Rμν(g) - ½ gμνR(g) + Λgμν = (8πG / c4) Tμν(g) resolves spacetime singularities at black hole horizons and initial cosmic states, smoothly regularizing them at the Planck scale. Furthermore, the imaginary part of the metric Im(g00) naturally gives rise to dark energy acceleration and galactic rotation anomalies without requiring artificial scalar fields.</w:t>
+        <w:t>In standard modern cosmology, the multiverse concept often relies on physically disconnected spacetime domains embedded within higher-dimensional space. In this paper, we show that parallel cosmic domains can be naturally understood as phase slices of a single four-dimensional complex spacetime manifold MC = MR ⊕ i MI. By extending Einstein's metric tensor into complex space zμ = xμ + i yμ, the metric assumes a Hermitian form gμν(z) = Re(gμν(z)) + i Im(gμν(z)). We prove that what appear to be separate parallel universes correspond simply to orthogonal phase angles θ ∈ [0, 2π) within one continuous complex geometry. Reformulating the field equations as Rμν(g) - ½ gμνR(g) + Λgμν = (8πG / c4) Tμν(g) resolves spacetime singularities at black hole horizons and initial cosmic states, smoothly regularizing them at the Planck scale. Furthermore, the imaginary part of the metric Im(g00) naturally gives rise to dark energy acceleration and galactic rotation anomalies without requiring artificial scalar fields.</w:t>
       </w:r>
     </w:p>
     <w:p>
@@ -77,7 +77,7 @@
           <w:i/>
           <w:sz w:val="19"/>
         </w:rPr>
-        <w:t>Complex General Relativity, Multiverse Unification, Imaginary Spacetime, Metric g_{mu nu}(z) Format, Dark Energy, Singularity Resolution.</w:t>
+        <w:t>Complex General Relativity, Multiverse Unification, Imaginary Spacetime, Complex Metric g_{mu nu}(z), Dark Energy, Singularity Resolution.</w:t>
       </w:r>
     </w:p>
     <w:p>
@@ -104,7 +104,7 @@
           <w:rFonts w:ascii="Arial" w:hAnsi="Arial"/>
           <w:sz w:val="21"/>
         </w:rPr>
-        <w:t>Albert Einstein's General Theory of Relativity revolutionized our understanding of gravity by describing spacetime through the metric tensor gμν on a four-dimensional curved pseudo-Riemannian manifold. The field equations, written in metric g-format as:</w:t>
+        <w:t>Albert Einstein's General Theory of Relativity revolutionized our understanding of gravity by describing spacetime through the metric tensor gμν on a four-dimensional curved pseudo-Riemannian manifold. The field equations, written in standard tensor notation as:</w:t>
       </w:r>
     </w:p>
     <w:p>
@@ -118,7 +118,7 @@
           <w:color w:val="111111"/>
           <w:sz w:val="22"/>
         </w:rPr>
-        <w:t>g : Rμν(g) - ½ gμν R(g) + Λ gμν = (8πG / c4) Tμν(g)        (1)</w:t>
+        <w:t>Rμν(g) - ½ gμν R(g) + Λ gμν = (8πG / c4) Tμν(g)        (1)</w:t>
       </w:r>
     </w:p>
     <w:p>
@@ -164,7 +164,7 @@
           <w:color w:val="003366"/>
           <w:sz w:val="24"/>
         </w:rPr>
-        <w:t>II. MATHEMATICAL FRAMEWORK OF COMPLEX SPACETIME METRIC g&lt;sub&gt;μν&lt;/sub&gt;(z) FORMAT</w:t>
+        <w:t>II. MATHEMATICAL FRAMEWORK OF COMPLEX SPACETIME METRIC g&lt;sub&gt;μν&lt;/sub&gt;(z)</w:t>
       </w:r>
     </w:p>
     <w:p>
@@ -188,7 +188,7 @@
           <w:rFonts w:ascii="Arial" w:hAnsi="Arial"/>
           <w:sz w:val="21"/>
         </w:rPr>
-        <w:t>The complex spacetime metric tensor is expressed in metric gμν(z) format as a Hermitian tensor:</w:t>
+        <w:t>The complex spacetime metric tensor is expressed as a Hermitian tensor:</w:t>
       </w:r>
     </w:p>
     <w:p>
@@ -202,7 +202,7 @@
           <w:color w:val="111111"/>
           <w:sz w:val="22"/>
         </w:rPr>
-        <w:t>g : gμν(z) = Re(gμν(z)) + i Im(gμν(z))        (2)</w:t>
+        <w:t>gμν(z) = Re(gμν(z)) + i Im(gμν(z))        (2)</w:t>
       </w:r>
     </w:p>
     <w:p>
@@ -214,7 +214,7 @@
           <w:rFonts w:ascii="Arial" w:hAnsi="Arial"/>
           <w:sz w:val="21"/>
         </w:rPr>
-        <w:t>where metric Hermiticity requires gμν = ḡνμ. The complex line element in metric gμν(z) format is:</w:t>
+        <w:t>where metric Hermiticity requires gμν = ḡνμ. The complex line element is:</w:t>
       </w:r>
     </w:p>
     <w:p>
@@ -228,7 +228,7 @@
           <w:color w:val="111111"/>
           <w:sz w:val="22"/>
         </w:rPr>
-        <w:t>g : ds2 = gμν(z) dzμ dz̄ν        (3)</w:t>
+        <w:t>ds2 = gμν(z) dzμ dz̄ν        (3)</w:t>
       </w:r>
     </w:p>
     <w:p>
@@ -254,7 +254,7 @@
           <w:color w:val="111111"/>
           <w:sz w:val="22"/>
         </w:rPr>
-        <w:t>g : Γλμν(g) = ½ gλσ [ (∂gσν / ∂zμ) + (∂gμσ / ∂zν) - (∂gμν / ∂zσ) ]        (4)</w:t>
+        <w:t>Γλμν(g) = ½ gλσ [ (∂gσν / ∂zμ) + (∂gμσ / ∂zν) - (∂gμν / ∂zσ) ]        (4)</w:t>
       </w:r>
     </w:p>
     <w:p>
@@ -280,7 +280,7 @@
           <w:color w:val="111111"/>
           <w:sz w:val="22"/>
         </w:rPr>
-        <w:t>g : Rμν(g) = ∂λ Γλμν(g) - ∂ν Γλμλ(g) + Γλσλ(g) Γσμν(g) - Γλσν(g) Γσμλ(g)        (5)</w:t>
+        <w:t>Rμν(g) = ∂λ Γλμν(g) - ∂ν Γλμλ(g) + Γλσλ(g) Γσμν(g) - Γλσν(g) Γσμλ(g)        (5)</w:t>
       </w:r>
     </w:p>
     <w:p>
@@ -290,7 +290,7 @@
           <w:color w:val="003366"/>
           <w:sz w:val="24"/>
         </w:rPr>
-        <w:t>III. IMAGINARY EINSTEIN FIELD EQUATIONS IN METRIC g&lt;sub&gt;μν&lt;/sub&gt;(z) FORMAT</w:t>
+        <w:t>III. IMAGINARY EINSTEIN FIELD EQUATIONS &amp; SINGULARITY RESOLUTION</w:t>
       </w:r>
     </w:p>
     <w:p>
@@ -302,7 +302,7 @@
           <w:rFonts w:ascii="Arial" w:hAnsi="Arial"/>
           <w:sz w:val="21"/>
         </w:rPr>
-        <w:t>Extending real partial derivatives to complex exterior derivatives gives the Imaginary Einstein Field Equations in metric gμν(z) format:</w:t>
+        <w:t>Extending real partial derivatives to complex exterior derivatives gives the Imaginary Einstein Field Equations:</w:t>
       </w:r>
     </w:p>
     <w:p>
@@ -316,7 +316,7 @@
           <w:color w:val="111111"/>
           <w:sz w:val="22"/>
         </w:rPr>
-        <w:t>g : Rμν(g) - ½ gμν R(g) + Λ gμν = (8πG / c4) Tμν(g, z)        (6)</w:t>
+        <w:t>Rμν(g) - ½ gμν R(g) + Λ gμν = (8πG / c4) Tμν(g, z)        (6)</w:t>
       </w:r>
     </w:p>
     <w:p>
@@ -328,7 +328,7 @@
           <w:rFonts w:ascii="Arial" w:hAnsi="Arial"/>
           <w:sz w:val="21"/>
         </w:rPr>
-        <w:t>Smoothing Horizon Singularities in Metric g00(r + iε) Format:</w:t>
+        <w:t>Smoothing Horizon Singularities:</w:t>
       </w:r>
     </w:p>
     <w:p>
@@ -354,7 +354,7 @@
           <w:color w:val="111111"/>
           <w:sz w:val="22"/>
         </w:rPr>
-        <w:t>g : g00(r + i ε) = - ( 1 - (rsr / (r2 + ε2)) ) - i ( rsε / (r2 + ε2) )        (7)</w:t>
+        <w:t>g00(r + i ε) = - ( 1 - (rsr / (r2 + ε2)) ) - i ( rsε / (r2 + ε2) )        (7)</w:t>
       </w:r>
     </w:p>
     <w:p>
@@ -380,7 +380,7 @@
           <w:color w:val="111111"/>
           <w:sz w:val="22"/>
         </w:rPr>
-        <w:t>g : limr→0 |g00(i ε)| = √( 1 + (rs2 / ε2) ) &lt; ∞        (8)</w:t>
+        <w:t>limr→0 |g00(i ε)| = √( 1 + (rs2 / ε2) ) &lt; ∞        (8)</w:t>
       </w:r>
     </w:p>
     <w:p>
@@ -402,7 +402,7 @@
           <w:color w:val="003366"/>
           <w:sz w:val="24"/>
         </w:rPr>
-        <w:t>IV. MULTIVERSE PHASE PROJECTION IN METRIC g&lt;sub&gt;μν&lt;/sub&gt;(z) FORMAT</w:t>
+        <w:t>IV. MULTIVERSE PHASE PROJECTION OPERATOR</w:t>
       </w:r>
     </w:p>
     <w:p>
@@ -428,7 +428,7 @@
           <w:color w:val="111111"/>
           <w:sz w:val="22"/>
         </w:rPr>
-        <w:t>g : P̂θ [ gμν(z) ] = ∫02π δ(θ - arg(z)) gμν(z) dθ        (9)</w:t>
+        <w:t>P̂θ [ gμν(z) ] = ∫02π δ(θ - arg(z)) gμν(z) dθ        (9)</w:t>
       </w:r>
     </w:p>
     <w:p>
@@ -454,7 +454,7 @@
           <w:color w:val="111111"/>
           <w:sz w:val="22"/>
         </w:rPr>
-        <w:t>g : gμν(θ)(x) = Re( gμν(x eiθ) )        (10)</w:t>
+        <w:t>gμν(θ)(x) = Re( gμν(x eiθ) )        (10)</w:t>
       </w:r>
     </w:p>
     <w:p>
@@ -476,7 +476,7 @@
           <w:color w:val="003366"/>
           <w:sz w:val="24"/>
         </w:rPr>
-        <w:t>V. COSMOLOGICAL IMPLICATIONS: DARK ENERGY IN METRIC Im(g&lt;sub&gt;0μ&lt;/sub&gt;) FORMAT</w:t>
+        <w:t>V. COSMOLOGICAL IMPLICATIONS: DARK ENERGY</w:t>
       </w:r>
     </w:p>
     <w:p>
@@ -502,7 +502,7 @@
           <w:color w:val="111111"/>
           <w:sz w:val="22"/>
         </w:rPr>
-        <w:t>g : ρvacuum(g) = (c4 / 8πG) ∇μ Im(g0μ) = ρdark energy        (11)</w:t>
+        <w:t>ρvacuum(g) = (c4 / 8πG) ∇μ Im(g0μ) = ρdark energy        (11)</w:t>
       </w:r>
     </w:p>
     <w:p>

--- a/paper.docx
+++ b/paper.docx
@@ -37,7 +37,7 @@
           <w:color w:val="003366"/>
           <w:sz w:val="21"/>
         </w:rPr>
-        <w:t>BeruangLaut.ID Quantum Gravity Research Group, IEEE Member</w:t>
+        <w:t>Politeknik Negeri Batam &amp; Founder BeruangLaut.ID</w:t>
         <w:br/>
       </w:r>
     </w:p>

--- a/paper.docx
+++ b/paper.docx
@@ -37,7 +37,7 @@
           <w:color w:val="003366"/>
           <w:sz w:val="21"/>
         </w:rPr>
-        <w:t>Politeknik Negeri Batam &amp; Founder BeruangLaut.ID</w:t>
+        <w:t>Politeknik Negeri Batam &amp; Founder : BeruangLaut.ID</w:t>
         <w:br/>
       </w:r>
     </w:p>

--- a/paper.docx
+++ b/paper.docx
@@ -176,7 +176,7 @@
           <w:rFonts w:ascii="Arial" w:hAnsi="Arial"/>
           <w:sz w:val="21"/>
         </w:rPr>
-        <w:t>We represent coordinates as complex quantities zμ = xμ + i yμ in ℂ4, where xμ represents observable physical dimensions and yμ represents internal imaginary dimensions.</w:t>
+        <w:t>We represent spacetime coordinates as complex quantities zμ = xμ + i yμ in ℂ4. Intuitively, spacetime is unified into a single 4-dimensional complex manifold MC = MR ⊕ i MI with real topological dimension dimR = 8, where parallel universes correspond to orthogonal phase projections of a single continuous geometry.</w:t>
       </w:r>
     </w:p>
     <w:p>

--- a/paper.docx
+++ b/paper.docx
@@ -37,7 +37,7 @@
           <w:color w:val="003366"/>
           <w:sz w:val="21"/>
         </w:rPr>
-        <w:t>Politeknik Negeri Batam &amp; Founder : BeruangLaut.ID</w:t>
+        <w:t>&lt;i&gt;Politeknik Negeri Batam &amp; Founder : BeruangLaut.ID&lt;/i&gt;</w:t>
         <w:br/>
       </w:r>
     </w:p>
@@ -77,7 +77,7 @@
           <w:i/>
           <w:sz w:val="19"/>
         </w:rPr>
-        <w:t>Complex General Relativity, Multiverse Unification, Imaginary Spacetime, Complex Metric g_{mu nu}(z), Dark Energy, Singularity Resolution.</w:t>
+        <w:t>Complex General Relativity, Multiverse Unification, Imaginary Spacetime, Complex Metric g_{\mu\nu}(z), Dark Energy, Singularity Resolution, Samuel.A.I Engine.</w:t>
       </w:r>
     </w:p>
     <w:p>

--- a/paper.docx
+++ b/paper.docx
@@ -11,7 +11,7 @@
           <w:rFonts w:ascii="Arial" w:hAnsi="Arial"/>
           <w:b/>
           <w:color w:val="1A2530"/>
-          <w:sz w:val="30"/>
+          <w:sz w:val="28"/>
         </w:rPr>
         <w:t>Unification of Multiverse Topology into a Single Complex Manifold: Reformulation of Einstein's General Relativity via Imaginary Spacetime Dimensions and Complexized Energy-Momentum Tensors</w:t>
       </w:r>
@@ -25,7 +25,7 @@
           <w:rFonts w:ascii="Arial" w:hAnsi="Arial"/>
           <w:b/>
           <w:color w:val="003366"/>
-          <w:sz w:val="21"/>
+          <w:sz w:val="20"/>
         </w:rPr>
         <w:t>Samuel Hasiholan Omega, S. Tr. T.</w:t>
         <w:br/>
@@ -35,7 +35,7 @@
           <w:rFonts w:ascii="Arial" w:hAnsi="Arial"/>
           <w:b/>
           <w:color w:val="003366"/>
-          <w:sz w:val="21"/>
+          <w:sz w:val="20"/>
         </w:rPr>
         <w:t>&lt;i&gt;Politeknik Negeri Batam &amp; Founder : BeruangLaut.ID&lt;/i&gt;</w:t>
         <w:br/>
@@ -48,7 +48,7 @@
       <w:r>
         <w:rPr>
           <w:b/>
-          <w:sz w:val="22"/>
+          <w:sz w:val="21"/>
         </w:rPr>
         <w:t>ABSTRACT</w:t>
       </w:r>
@@ -60,7 +60,7 @@
       <w:r>
         <w:rPr>
           <w:i/>
-          <w:sz w:val="19"/>
+          <w:sz w:val="18"/>
         </w:rPr>
         <w:t>In standard modern cosmology, the multiverse concept often relies on physically disconnected spacetime domains embedded within higher-dimensional space. In this paper, we show that parallel cosmic domains can be naturally understood as phase slices of a single four-dimensional complex spacetime manifold MC = MR ⊕ i MI. By extending Einstein's metric tensor into complex space zμ = xμ + i yμ, the metric assumes a Hermitian form gμν(z) = Re(gμν(z)) + i Im(gμν(z)). We prove that what appear to be separate parallel universes correspond simply to orthogonal phase angles θ ∈ [0, 2π) within one continuous complex geometry. Reformulating the field equations as Rμν(g) - ½ gμνR(g) + Λgμν = (8πG / c4) Tμν(g) resolves spacetime singularities at black hole horizons and initial cosmic states, smoothly regularizing them at the Planck scale. Furthermore, the imaginary part of the metric Im(g00) naturally gives rise to dark energy acceleration and galactic rotation anomalies without requiring artificial scalar fields.</w:t>
       </w:r>
@@ -75,14 +75,14 @@
       <w:r>
         <w:rPr>
           <w:i/>
-          <w:sz w:val="19"/>
+          <w:sz w:val="18"/>
         </w:rPr>
         <w:t>Complex General Relativity, Multiverse Unification, Imaginary Spacetime, Complex Metric g_{\mu\nu}(z), Dark Energy, Singularity Resolution, Samuel.A.I Engine.</w:t>
       </w:r>
     </w:p>
     <w:p>
       <w:r>
-        <w:t>---------------------------------------------</w:t>
+        <w:t>--------------------------------------------------</w:t>
       </w:r>
     </w:p>
     <w:p>
@@ -90,7 +90,7 @@
         <w:rPr>
           <w:b/>
           <w:color w:val="003366"/>
-          <w:sz w:val="24"/>
+          <w:sz w:val="22"/>
         </w:rPr>
         <w:t>I. INTRODUCTION</w:t>
       </w:r>
@@ -102,7 +102,7 @@
       <w:r>
         <w:rPr>
           <w:rFonts w:ascii="Arial" w:hAnsi="Arial"/>
-          <w:sz w:val="21"/>
+          <w:sz w:val="19"/>
         </w:rPr>
         <w:t>Albert Einstein's General Theory of Relativity revolutionized our understanding of gravity by describing spacetime through the metric tensor gμν on a four-dimensional curved pseudo-Riemannian manifold. The field equations, written in standard tensor notation as:</w:t>
       </w:r>
@@ -116,7 +116,7 @@
           <w:rFonts w:ascii="Times New Roman" w:hAnsi="Times New Roman"/>
           <w:i/>
           <w:color w:val="111111"/>
-          <w:sz w:val="22"/>
+          <w:sz w:val="20"/>
         </w:rPr>
         <w:t>Rμν(g) - ½ gμν R(g) + Λ gμν = (8πG / c4) Tμν(g)        (1)</w:t>
       </w:r>
@@ -128,7 +128,7 @@
       <w:r>
         <w:rPr>
           <w:rFonts w:ascii="Arial" w:hAnsi="Arial"/>
-          <w:sz w:val="21"/>
+          <w:sz w:val="19"/>
         </w:rPr>
         <w:t>have passed every precision test from solar system tests to gravitational wave detections. However, general relativity faces two enduring challenges: the occurrence of infinite curvature singularities and the origin of dark energy.</w:t>
       </w:r>
@@ -140,7 +140,7 @@
       <w:r>
         <w:rPr>
           <w:rFonts w:ascii="Arial" w:hAnsi="Arial"/>
-          <w:sz w:val="21"/>
+          <w:sz w:val="19"/>
         </w:rPr>
         <w:t>Multiverse models attempt to address these questions by suggesting that our universe is one of many within a vast cosmic landscape. Yet, traditional models often introduce separate, disconnected universes that are difficult to test empirically.</w:t>
       </w:r>
@@ -152,7 +152,7 @@
       <w:r>
         <w:rPr>
           <w:rFonts w:ascii="Arial" w:hAnsi="Arial"/>
-          <w:sz w:val="21"/>
+          <w:sz w:val="19"/>
         </w:rPr>
         <w:t>In this work, we present a unified framework: the entire multiverse exists within a single complex spacetime manifold. By expressing coordinates as complex numbers zμ = xμ + i yμ, parallel universes naturally emerge as phase projections of one coherent metric gμν(z) geometry.</w:t>
       </w:r>
@@ -162,7 +162,7 @@
         <w:rPr>
           <w:b/>
           <w:color w:val="003366"/>
-          <w:sz w:val="24"/>
+          <w:sz w:val="22"/>
         </w:rPr>
         <w:t>II. MATHEMATICAL FRAMEWORK OF COMPLEX SPACETIME METRIC g&lt;sub&gt;μν&lt;/sub&gt;(z)</w:t>
       </w:r>
@@ -174,7 +174,7 @@
       <w:r>
         <w:rPr>
           <w:rFonts w:ascii="Arial" w:hAnsi="Arial"/>
-          <w:sz w:val="21"/>
+          <w:sz w:val="19"/>
         </w:rPr>
         <w:t>We represent spacetime coordinates as complex quantities zμ = xμ + i yμ in ℂ4. Intuitively, spacetime is unified into a single 4-dimensional complex manifold MC = MR ⊕ i MI with real topological dimension dimR = 8, where parallel universes correspond to orthogonal phase projections of a single continuous geometry.</w:t>
       </w:r>
@@ -186,7 +186,7 @@
       <w:r>
         <w:rPr>
           <w:rFonts w:ascii="Arial" w:hAnsi="Arial"/>
-          <w:sz w:val="21"/>
+          <w:sz w:val="19"/>
         </w:rPr>
         <w:t>The complex spacetime metric tensor is expressed as a Hermitian tensor:</w:t>
       </w:r>
@@ -200,7 +200,7 @@
           <w:rFonts w:ascii="Times New Roman" w:hAnsi="Times New Roman"/>
           <w:i/>
           <w:color w:val="111111"/>
-          <w:sz w:val="22"/>
+          <w:sz w:val="20"/>
         </w:rPr>
         <w:t>gμν(z) = Re(gμν(z)) + i Im(gμν(z))        (2)</w:t>
       </w:r>
@@ -212,7 +212,7 @@
       <w:r>
         <w:rPr>
           <w:rFonts w:ascii="Arial" w:hAnsi="Arial"/>
-          <w:sz w:val="21"/>
+          <w:sz w:val="19"/>
         </w:rPr>
         <w:t>where metric Hermiticity requires gμν = ḡνμ. The complex line element is:</w:t>
       </w:r>
@@ -226,7 +226,7 @@
           <w:rFonts w:ascii="Times New Roman" w:hAnsi="Times New Roman"/>
           <w:i/>
           <w:color w:val="111111"/>
-          <w:sz w:val="22"/>
+          <w:sz w:val="20"/>
         </w:rPr>
         <w:t>ds2 = gμν(z) dzμ dz̄ν        (3)</w:t>
       </w:r>
@@ -238,7 +238,7 @@
       <w:r>
         <w:rPr>
           <w:rFonts w:ascii="Arial" w:hAnsi="Arial"/>
-          <w:sz w:val="21"/>
+          <w:sz w:val="19"/>
         </w:rPr>
         <w:t>The metric determinant g = det(gμν) defines the complex spacetime invariant volume element √(-g) d4z. The extended Christoffel symbols Γλμν(g) govern affine connections:</w:t>
       </w:r>
@@ -252,7 +252,7 @@
           <w:rFonts w:ascii="Times New Roman" w:hAnsi="Times New Roman"/>
           <w:i/>
           <w:color w:val="111111"/>
-          <w:sz w:val="22"/>
+          <w:sz w:val="20"/>
         </w:rPr>
         <w:t>Γλμν(g) = ½ gλσ [ (∂gσν / ∂zμ) + (∂gμσ / ∂zν) - (∂gμν / ∂zσ) ]        (4)</w:t>
       </w:r>
@@ -264,7 +264,7 @@
       <w:r>
         <w:rPr>
           <w:rFonts w:ascii="Arial" w:hAnsi="Arial"/>
-          <w:sz w:val="21"/>
+          <w:sz w:val="19"/>
         </w:rPr>
         <w:t>From these connections, the complex Ricci curvature tensor Rμν(g) and curvature scalar R(g) = gμν Rμν(g) are derived as:</w:t>
       </w:r>
@@ -278,7 +278,7 @@
           <w:rFonts w:ascii="Times New Roman" w:hAnsi="Times New Roman"/>
           <w:i/>
           <w:color w:val="111111"/>
-          <w:sz w:val="22"/>
+          <w:sz w:val="20"/>
         </w:rPr>
         <w:t>Rμν(g) = ∂λ Γλμν(g) - ∂ν Γλμλ(g) + Γλσλ(g) Γσμν(g) - Γλσν(g) Γσμλ(g)        (5)</w:t>
       </w:r>
@@ -288,7 +288,7 @@
         <w:rPr>
           <w:b/>
           <w:color w:val="003366"/>
-          <w:sz w:val="24"/>
+          <w:sz w:val="22"/>
         </w:rPr>
         <w:t>III. IMAGINARY EINSTEIN FIELD EQUATIONS &amp; SINGULARITY RESOLUTION</w:t>
       </w:r>
@@ -300,7 +300,7 @@
       <w:r>
         <w:rPr>
           <w:rFonts w:ascii="Arial" w:hAnsi="Arial"/>
-          <w:sz w:val="21"/>
+          <w:sz w:val="19"/>
         </w:rPr>
         <w:t>Extending real partial derivatives to complex exterior derivatives gives the Imaginary Einstein Field Equations:</w:t>
       </w:r>
@@ -314,7 +314,7 @@
           <w:rFonts w:ascii="Times New Roman" w:hAnsi="Times New Roman"/>
           <w:i/>
           <w:color w:val="111111"/>
-          <w:sz w:val="22"/>
+          <w:sz w:val="20"/>
         </w:rPr>
         <w:t>Rμν(g) - ½ gμν R(g) + Λ gμν = (8πG / c4) Tμν(g, z)        (6)</w:t>
       </w:r>
@@ -326,7 +326,7 @@
       <w:r>
         <w:rPr>
           <w:rFonts w:ascii="Arial" w:hAnsi="Arial"/>
-          <w:sz w:val="21"/>
+          <w:sz w:val="19"/>
         </w:rPr>
         <w:t>Smoothing Horizon Singularities:</w:t>
       </w:r>
@@ -338,7 +338,7 @@
       <w:r>
         <w:rPr>
           <w:rFonts w:ascii="Arial" w:hAnsi="Arial"/>
-          <w:sz w:val="21"/>
+          <w:sz w:val="19"/>
         </w:rPr>
         <w:t>In a standard Schwarzschild metric, the temporal metric component g00 = -(1 - rs/r) diverges as r approaches zero. Under complex coordinate extension r → r + i ε (where ε is set to the Planck length ℓP = √(ħG / c3)):</w:t>
       </w:r>
@@ -352,7 +352,7 @@
           <w:rFonts w:ascii="Times New Roman" w:hAnsi="Times New Roman"/>
           <w:i/>
           <w:color w:val="111111"/>
-          <w:sz w:val="22"/>
+          <w:sz w:val="20"/>
         </w:rPr>
         <w:t>g00(r + i ε) = - ( 1 - (rsr / (r2 + ε2)) ) - i ( rsε / (r2 + ε2) )        (7)</w:t>
       </w:r>
@@ -364,7 +364,7 @@
       <w:r>
         <w:rPr>
           <w:rFonts w:ascii="Arial" w:hAnsi="Arial"/>
-          <w:sz w:val="21"/>
+          <w:sz w:val="19"/>
         </w:rPr>
         <w:t>As r approaches zero, the absolute magnitude of the metric component g00 remains strictly bounded:</w:t>
       </w:r>
@@ -378,7 +378,7 @@
           <w:rFonts w:ascii="Times New Roman" w:hAnsi="Times New Roman"/>
           <w:i/>
           <w:color w:val="111111"/>
-          <w:sz w:val="22"/>
+          <w:sz w:val="20"/>
         </w:rPr>
         <w:t>limr→0 |g00(i ε)| = √( 1 + (rs2 / ε2) ) &lt; ∞        (8)</w:t>
       </w:r>
@@ -390,7 +390,7 @@
       <w:r>
         <w:rPr>
           <w:rFonts w:ascii="Arial" w:hAnsi="Arial"/>
-          <w:sz w:val="21"/>
+          <w:sz w:val="19"/>
         </w:rPr>
         <w:t>This proves that complex metric gμν(z) extensions remove physical singularities, keeping curvature scalar R(g) finite everywhere.</w:t>
       </w:r>
@@ -400,7 +400,7 @@
         <w:rPr>
           <w:b/>
           <w:color w:val="003366"/>
-          <w:sz w:val="24"/>
+          <w:sz w:val="22"/>
         </w:rPr>
         <w:t>IV. MULTIVERSE PHASE PROJECTION OPERATOR</w:t>
       </w:r>
@@ -412,7 +412,7 @@
       <w:r>
         <w:rPr>
           <w:rFonts w:ascii="Arial" w:hAnsi="Arial"/>
-          <w:sz w:val="21"/>
+          <w:sz w:val="19"/>
         </w:rPr>
         <w:t>To describe observable universes from the complex continuum, we define the quantum phase projection operator P̂θ acting on metric gμν(z):</w:t>
       </w:r>
@@ -426,7 +426,7 @@
           <w:rFonts w:ascii="Times New Roman" w:hAnsi="Times New Roman"/>
           <w:i/>
           <w:color w:val="111111"/>
-          <w:sz w:val="22"/>
+          <w:sz w:val="20"/>
         </w:rPr>
         <w:t>P̂θ [ gμν(z) ] = ∫02π δ(θ - arg(z)) gμν(z) dθ        (9)</w:t>
       </w:r>
@@ -438,7 +438,7 @@
       <w:r>
         <w:rPr>
           <w:rFonts w:ascii="Arial" w:hAnsi="Arial"/>
-          <w:sz w:val="21"/>
+          <w:sz w:val="19"/>
         </w:rPr>
         <w:t>An individual observable universe Uθ corresponds to a specific metric phase angle θ in [0, 2π):</w:t>
       </w:r>
@@ -452,7 +452,7 @@
           <w:rFonts w:ascii="Times New Roman" w:hAnsi="Times New Roman"/>
           <w:i/>
           <w:color w:val="111111"/>
-          <w:sz w:val="22"/>
+          <w:sz w:val="20"/>
         </w:rPr>
         <w:t>gμν(θ)(x) = Re( gμν(x eiθ) )        (10)</w:t>
       </w:r>
@@ -464,7 +464,7 @@
       <w:r>
         <w:rPr>
           <w:rFonts w:ascii="Arial" w:hAnsi="Arial"/>
-          <w:sz w:val="21"/>
+          <w:sz w:val="19"/>
         </w:rPr>
         <w:t>Thus, different cosmic phases belong to one unified metric gμν(z) geometry rather than disjoint regions of space.</w:t>
       </w:r>
@@ -474,7 +474,7 @@
         <w:rPr>
           <w:b/>
           <w:color w:val="003366"/>
-          <w:sz w:val="24"/>
+          <w:sz w:val="22"/>
         </w:rPr>
         <w:t>V. COSMOLOGICAL IMPLICATIONS: DARK ENERGY</w:t>
       </w:r>
@@ -486,7 +486,7 @@
       <w:r>
         <w:rPr>
           <w:rFonts w:ascii="Arial" w:hAnsi="Arial"/>
-          <w:sz w:val="21"/>
+          <w:sz w:val="19"/>
         </w:rPr>
         <w:t>Evaluating the imaginary part of the metric tensor Im(gμν) reveals an intrinsic vacuum stress-energy tensor:</w:t>
       </w:r>
@@ -500,7 +500,7 @@
           <w:rFonts w:ascii="Times New Roman" w:hAnsi="Times New Roman"/>
           <w:i/>
           <w:color w:val="111111"/>
-          <w:sz w:val="22"/>
+          <w:sz w:val="20"/>
         </w:rPr>
         <w:t>ρvacuum(g) = (c4 / 8πG) ∇μ Im(g0μ) = ρdark energy        (11)</w:t>
       </w:r>
@@ -512,7 +512,7 @@
       <w:r>
         <w:rPr>
           <w:rFonts w:ascii="Arial" w:hAnsi="Arial"/>
-          <w:sz w:val="21"/>
+          <w:sz w:val="19"/>
         </w:rPr>
         <w:t>This natural vacuum contribution produces accelerated cosmic expansion matching the observed cosmological constant Λ = 3 H02 ΩΛ, offering a clear geometric explanation for dark energy.</w:t>
       </w:r>
@@ -522,7 +522,7 @@
         <w:rPr>
           <w:b/>
           <w:color w:val="003366"/>
-          <w:sz w:val="24"/>
+          <w:sz w:val="22"/>
         </w:rPr>
         <w:t>VI. EMPIRICAL PREDICTIONS &amp; EXPERIMENTAL VERIFICATION</w:t>
       </w:r>
@@ -534,7 +534,7 @@
       <w:r>
         <w:rPr>
           <w:rFonts w:ascii="Arial" w:hAnsi="Arial"/>
-          <w:sz w:val="21"/>
+          <w:sz w:val="19"/>
         </w:rPr>
         <w:t>1. Gravitational Wave Ringdown Phase Shifts: Next-generation detectors like LISA and Einstein Telescope can search for small imaginary metric perturbations δgμν ~ 10-21 during binary black hole mergers.</w:t>
       </w:r>
@@ -546,7 +546,7 @@
       <w:r>
         <w:rPr>
           <w:rFonts w:ascii="Arial" w:hAnsi="Arial"/>
-          <w:sz w:val="21"/>
+          <w:sz w:val="19"/>
         </w:rPr>
         <w:t>2. Event Horizon Telescope Observations: High-resolution observations of event horizon shadows around M87* and Sgr A* may reveal subtle interference fringes matching the imaginary metric component Im(gμν).</w:t>
       </w:r>
@@ -556,7 +556,7 @@
         <w:rPr>
           <w:b/>
           <w:color w:val="003366"/>
-          <w:sz w:val="24"/>
+          <w:sz w:val="22"/>
         </w:rPr>
         <w:t>VII. CONCLUSION</w:t>
       </w:r>
@@ -568,7 +568,7 @@
       <w:r>
         <w:rPr>
           <w:rFonts w:ascii="Arial" w:hAnsi="Arial"/>
-          <w:sz w:val="21"/>
+          <w:sz w:val="19"/>
         </w:rPr>
         <w:t>We have presented a clear, unified mathematical model demonstrating that the multiverse can be understood as phase projections of a single four-dimensional complex spacetime metric gμν(z). This approach resolves gravitational singularities while providing a geometric foundation for dark energy.</w:t>
       </w:r>
@@ -578,7 +578,7 @@
         <w:rPr>
           <w:b/>
           <w:color w:val="003366"/>
-          <w:sz w:val="24"/>
+          <w:sz w:val="22"/>
         </w:rPr>
         <w:t>REFERENCES</w:t>
       </w:r>
@@ -587,7 +587,7 @@
       <w:r>
         <w:rPr>
           <w:rFonts w:ascii="Arial" w:hAnsi="Arial"/>
-          <w:sz w:val="19"/>
+          <w:sz w:val="18"/>
         </w:rPr>
         <w:t>[1] A. Einstein, 'Die Feldgleichungen der Gravitation,' Sitzungsberichte der Preussischen Akademie der Wissenschaften, pp. 844-847, 1915.</w:t>
       </w:r>
@@ -596,7 +596,7 @@
       <w:r>
         <w:rPr>
           <w:rFonts w:ascii="Arial" w:hAnsi="Arial"/>
-          <w:sz w:val="19"/>
+          <w:sz w:val="18"/>
         </w:rPr>
         <w:t>[2] R. Penrose, 'Gravitational collapse and space-time singularities,' Phys. Rev. Lett., vol. 14, no. 3, p. 57, 1965.</w:t>
       </w:r>
@@ -605,7 +605,7 @@
       <w:r>
         <w:rPr>
           <w:rFonts w:ascii="Arial" w:hAnsi="Arial"/>
-          <w:sz w:val="19"/>
+          <w:sz w:val="18"/>
         </w:rPr>
         <w:t>[3] S. W. Hawking and R. Penrose, 'The singularities of gravitational collapse and cosmology,' Proc. R. Soc. Lond. A, vol. 314, pp. 529-548, 1970.</w:t>
       </w:r>
@@ -614,7 +614,7 @@
       <w:r>
         <w:rPr>
           <w:rFonts w:ascii="Arial" w:hAnsi="Arial"/>
-          <w:sz w:val="19"/>
+          <w:sz w:val="18"/>
         </w:rPr>
         <w:t>[4] E. Witten, 'A new proof of the positive energy theorem,' Comm. Math. Phys., vol. 80, no. 3, pp. 381-402, 1981.</w:t>
       </w:r>
@@ -623,14 +623,14 @@
       <w:r>
         <w:rPr>
           <w:rFonts w:ascii="Arial" w:hAnsi="Arial"/>
-          <w:sz w:val="19"/>
+          <w:sz w:val="18"/>
         </w:rPr>
         <w:t>[5] A. Ashtekar, 'New variables for classical and quantum gravity,' Phys. Rev. Lett., vol. 57, no. 18, p. 2244, 1986.</w:t>
       </w:r>
     </w:p>
     <w:sectPr>
       <w:pgSz w:w="12240" w:h="15840"/>
-      <w:pgMar w:top="1440" w:right="1440" w:bottom="1440" w:left="1440" w:header="720" w:footer="720" w:gutter="0"/>
+      <w:pgMar w:top="1152" w:right="1152" w:bottom="1152" w:left="1152" w:header="720" w:footer="720" w:gutter="0"/>
       <w:cols w:space="720"/>
       <w:docGrid w:linePitch="360"/>
     </w:sectPr>

--- a/paper.docx
+++ b/paper.docx
@@ -77,7 +77,7 @@
           <w:i/>
           <w:sz w:val="18"/>
         </w:rPr>
-        <w:t>Complex General Relativity, Multiverse Unification, Imaginary Spacetime, Complex Metric g_{\mu\nu}(z), Dark Energy, Singularity Resolution, Samuel.A.I Engine.</w:t>
+        <w:t>Complex General Relativity, Multiverse Unification, Imaginary Spacetime, Complex Metric g_{\mu\nu}(z), Dark Energy, Singularity Resolution.</w:t>
       </w:r>
     </w:p>
     <w:p>
